--- a/dotnet/C# Value type and Reference type.docx
+++ b/dotnet/C# Value type and Reference type.docx
@@ -70,7 +70,6 @@
       </w:r>
     </w:p>
     <w:p>
-      <w:proofErr w:type="gramStart"/>
       <w:r>
         <w:t>.</w:t>
       </w:r>
@@ -80,16 +79,7 @@
           <w:bCs/>
           <w:u w:val="single"/>
         </w:rPr>
-        <w:t>C#</w:t>
-      </w:r>
-      <w:proofErr w:type="gramEnd"/>
-      <w:r>
-        <w:rPr>
-          <w:b/>
-          <w:bCs/>
-          <w:u w:val="single"/>
-        </w:rPr>
-        <w:t xml:space="preserve"> Value Types</w:t>
+        <w:t>C# Value Types</w:t>
       </w:r>
     </w:p>
     <w:p>
@@ -182,15 +172,7 @@
     </w:p>
     <w:p>
       <w:r>
-        <w:t xml:space="preserve">Following is the pictorial representation of value types in the </w:t>
-      </w:r>
-      <w:proofErr w:type="spellStart"/>
-      <w:r>
-        <w:t>c#</w:t>
-      </w:r>
-      <w:proofErr w:type="spellEnd"/>
-      <w:r>
-        <w:t xml:space="preserve"> programming language.</w:t>
+        <w:t>Following is the pictorial representation of value types in the c# programming language.</w:t>
       </w:r>
     </w:p>
     <w:p>
@@ -201,10 +183,10 @@
     <w:p>
       <w:r>
         <w:drawing>
-          <wp:inline distT="0" distB="0" distL="0" distR="0" wp14:anchorId="6192D65A" wp14:editId="25E381FD">
+          <wp:inline distT="0" distB="0" distL="0" distR="0" wp14:anchorId="234656BD" wp14:editId="2FC87F6B">
             <wp:extent cx="3032760" cy="1303020"/>
             <wp:effectExtent l="0" t="0" r="0" b="0"/>
-            <wp:docPr id="778205921" name="Picture 12" descr="Variable Type Memory Allocation in C# with Examples"/>
+            <wp:docPr id="1642708071" name="Picture 12" descr="Variable Type Memory Allocation in C# with Examples"/>
             <wp:cNvGraphicFramePr>
               <a:graphicFrameLocks xmlns:a="http://schemas.openxmlformats.org/drawingml/2006/main" noChangeAspect="1"/>
             </wp:cNvGraphicFramePr>
@@ -267,15 +249,7 @@
         <w:t>Value Type</w:t>
       </w:r>
       <w:r>
-        <w:t xml:space="preserve"> in </w:t>
-      </w:r>
-      <w:proofErr w:type="spellStart"/>
-      <w:r>
-        <w:t>c#</w:t>
-      </w:r>
-      <w:proofErr w:type="spellEnd"/>
-      <w:r>
-        <w:t xml:space="preserve"> programming language.</w:t>
+        <w:t xml:space="preserve"> in c# programming language.</w:t>
       </w:r>
     </w:p>
     <w:p>
@@ -323,11 +297,9 @@
             <w:hideMark/>
           </w:tcPr>
           <w:p>
-            <w:proofErr w:type="spellStart"/>
             <w:r>
               <w:t>inint</w:t>
             </w:r>
-            <w:proofErr w:type="spellEnd"/>
           </w:p>
         </w:tc>
         <w:tc>
@@ -348,11 +320,9 @@
             <w:hideMark/>
           </w:tcPr>
           <w:p>
-            <w:proofErr w:type="spellStart"/>
             <w:r>
               <w:t>flfloat</w:t>
             </w:r>
-            <w:proofErr w:type="spellEnd"/>
           </w:p>
         </w:tc>
         <w:tc>
@@ -516,11 +486,9 @@
             <w:hideMark/>
           </w:tcPr>
           <w:p>
-            <w:proofErr w:type="spellStart"/>
             <w:r>
               <w:t>enum</w:t>
             </w:r>
-            <w:proofErr w:type="spellEnd"/>
           </w:p>
         </w:tc>
         <w:tc>
@@ -541,11 +509,9 @@
             <w:hideMark/>
           </w:tcPr>
           <w:p>
-            <w:proofErr w:type="spellStart"/>
             <w:r>
               <w:t>sbyte</w:t>
             </w:r>
-            <w:proofErr w:type="spellEnd"/>
           </w:p>
         </w:tc>
       </w:tr>
@@ -617,11 +583,9 @@
             <w:hideMark/>
           </w:tcPr>
           <w:p>
-            <w:proofErr w:type="spellStart"/>
             <w:r>
               <w:t>uint</w:t>
             </w:r>
-            <w:proofErr w:type="spellEnd"/>
           </w:p>
         </w:tc>
         <w:tc>
@@ -642,11 +606,9 @@
             <w:hideMark/>
           </w:tcPr>
           <w:p>
-            <w:proofErr w:type="spellStart"/>
             <w:r>
               <w:t>ulong</w:t>
             </w:r>
-            <w:proofErr w:type="spellEnd"/>
           </w:p>
         </w:tc>
         <w:tc>
@@ -667,11 +629,9 @@
             <w:hideMark/>
           </w:tcPr>
           <w:p>
-            <w:proofErr w:type="spellStart"/>
             <w:r>
               <w:t>ushort</w:t>
             </w:r>
-            <w:proofErr w:type="spellEnd"/>
           </w:p>
         </w:tc>
       </w:tr>
@@ -700,15 +660,7 @@
     </w:p>
     <w:p>
       <w:r>
-        <w:t xml:space="preserve">Following is the example of passing the value type by value in </w:t>
-      </w:r>
-      <w:proofErr w:type="spellStart"/>
-      <w:r>
-        <w:t>c#</w:t>
-      </w:r>
-      <w:proofErr w:type="spellEnd"/>
-      <w:r>
-        <w:t xml:space="preserve"> programming language.</w:t>
+        <w:t>Following is the example of passing the value type by value in c# programming language.</w:t>
       </w:r>
     </w:p>
     <w:p>
@@ -724,13 +676,8 @@
     <w:p/>
     <w:p>
       <w:r>
-        <w:t xml:space="preserve">namespace </w:t>
-      </w:r>
-      <w:proofErr w:type="spellStart"/>
-      <w:r>
-        <w:t>Tutlane</w:t>
-      </w:r>
-      <w:proofErr w:type="spellEnd"/>
+        <w:t>namespace Tutlane</w:t>
+      </w:r>
     </w:p>
     <w:p>
       <w:r>
@@ -749,15 +696,7 @@
     </w:p>
     <w:p>
       <w:r>
-        <w:t xml:space="preserve">         static void </w:t>
-      </w:r>
-      <w:proofErr w:type="gramStart"/>
-      <w:r>
-        <w:t>Square(</w:t>
-      </w:r>
-      <w:proofErr w:type="gramEnd"/>
-      <w:r>
-        <w:t>int a, int b)</w:t>
+        <w:t>         static void Square(int a, int b)</w:t>
       </w:r>
     </w:p>
     <w:p>
@@ -777,15 +716,7 @@
     </w:p>
     <w:p>
       <w:r>
-        <w:t>             </w:t>
-      </w:r>
-      <w:proofErr w:type="spellStart"/>
-      <w:r>
-        <w:t>Console.WriteLine</w:t>
-      </w:r>
-      <w:proofErr w:type="spellEnd"/>
-      <w:r>
-        <w:t>(a + " " + b);</w:t>
+        <w:t>             Console.WriteLine(a + " " + b);</w:t>
       </w:r>
     </w:p>
     <w:p>
@@ -795,23 +726,7 @@
     </w:p>
     <w:p>
       <w:r>
-        <w:t>         static void Main(</w:t>
-      </w:r>
-      <w:proofErr w:type="gramStart"/>
-      <w:r>
-        <w:t>string[</w:t>
-      </w:r>
-      <w:proofErr w:type="gramEnd"/>
-      <w:r>
-        <w:t xml:space="preserve">] </w:t>
-      </w:r>
-      <w:proofErr w:type="spellStart"/>
-      <w:r>
-        <w:t>args</w:t>
-      </w:r>
-      <w:proofErr w:type="spellEnd"/>
-      <w:r>
-        <w:t>)</w:t>
+        <w:t>         static void Main(string[] args)</w:t>
       </w:r>
     </w:p>
     <w:p>
@@ -831,75 +746,27 @@
     </w:p>
     <w:p>
       <w:r>
-        <w:t>         </w:t>
-      </w:r>
-      <w:proofErr w:type="spellStart"/>
-      <w:r>
-        <w:t>Console.WriteLine</w:t>
-      </w:r>
-      <w:proofErr w:type="spellEnd"/>
-      <w:r>
-        <w:t>(num1 + " " + num2);</w:t>
-      </w:r>
-    </w:p>
-    <w:p>
-      <w:r>
-        <w:t>         </w:t>
-      </w:r>
-      <w:proofErr w:type="gramStart"/>
-      <w:r>
-        <w:t>Square(</w:t>
-      </w:r>
-      <w:proofErr w:type="gramEnd"/>
-      <w:r>
-        <w:t>num1=25, num2=100);</w:t>
-      </w:r>
-    </w:p>
-    <w:p>
-      <w:r>
-        <w:t>         </w:t>
-      </w:r>
-      <w:proofErr w:type="spellStart"/>
-      <w:r>
-        <w:t>Console.WriteLine</w:t>
-      </w:r>
-      <w:proofErr w:type="spellEnd"/>
-      <w:r>
-        <w:t>(num1 + " " + num2);</w:t>
-      </w:r>
-    </w:p>
-    <w:p>
-      <w:r>
-        <w:t>         </w:t>
-      </w:r>
-      <w:proofErr w:type="spellStart"/>
-      <w:r>
-        <w:t>Console.WriteLine</w:t>
-      </w:r>
-      <w:proofErr w:type="spellEnd"/>
-      <w:r>
-        <w:t xml:space="preserve">("Press Enter Key to </w:t>
-      </w:r>
-      <w:proofErr w:type="gramStart"/>
-      <w:r>
-        <w:t>Exit..</w:t>
-      </w:r>
-      <w:proofErr w:type="gramEnd"/>
-      <w:r>
-        <w:t>");</w:t>
-      </w:r>
-    </w:p>
-    <w:p>
-      <w:r>
-        <w:t>         </w:t>
-      </w:r>
-      <w:proofErr w:type="spellStart"/>
-      <w:r>
-        <w:t>Console.ReadLine</w:t>
-      </w:r>
-      <w:proofErr w:type="spellEnd"/>
-      <w:r>
-        <w:t>();</w:t>
+        <w:t>         Console.WriteLine(num1 + " " + num2);</w:t>
+      </w:r>
+    </w:p>
+    <w:p>
+      <w:r>
+        <w:t>         Square(num1=25, num2=100);</w:t>
+      </w:r>
+    </w:p>
+    <w:p>
+      <w:r>
+        <w:t>         Console.WriteLine(num1 + " " + num2);</w:t>
+      </w:r>
+    </w:p>
+    <w:p>
+      <w:r>
+        <w:t>         Console.WriteLine("Press Enter Key to Exit..");</w:t>
+      </w:r>
+    </w:p>
+    <w:p>
+      <w:r>
+        <w:t>         Console.ReadLine();</w:t>
       </w:r>
     </w:p>
     <w:p>
@@ -942,59 +809,32 @@
       <w:r>
         <w:t xml:space="preserve">) in the </w:t>
       </w:r>
-      <w:proofErr w:type="gramStart"/>
-      <w:r>
-        <w:rPr>
-          <w:b/>
-          <w:bCs/>
-        </w:rPr>
-        <w:t>Main(</w:t>
-      </w:r>
-      <w:proofErr w:type="gramEnd"/>
-      <w:r>
-        <w:rPr>
-          <w:b/>
-          <w:bCs/>
-        </w:rPr>
-        <w:t>)</w:t>
+      <w:r>
+        <w:rPr>
+          <w:b/>
+          <w:bCs/>
+        </w:rPr>
+        <w:t>Main()</w:t>
       </w:r>
       <w:r>
         <w:t xml:space="preserve"> method, and we are making changes to those variables by passing them to the </w:t>
       </w:r>
-      <w:proofErr w:type="gramStart"/>
-      <w:r>
-        <w:rPr>
-          <w:b/>
-          <w:bCs/>
-        </w:rPr>
-        <w:t>Square(</w:t>
-      </w:r>
-      <w:proofErr w:type="gramEnd"/>
-      <w:r>
-        <w:rPr>
-          <w:b/>
-          <w:bCs/>
-        </w:rPr>
-        <w:t>)</w:t>
+      <w:r>
+        <w:rPr>
+          <w:b/>
+          <w:bCs/>
+        </w:rPr>
+        <w:t>Square()</w:t>
       </w:r>
       <w:r>
         <w:t xml:space="preserve"> method, but those changes won’t affect the variables in </w:t>
       </w:r>
-      <w:proofErr w:type="gramStart"/>
-      <w:r>
-        <w:rPr>
-          <w:b/>
-          <w:bCs/>
-        </w:rPr>
-        <w:t>Main(</w:t>
-      </w:r>
-      <w:proofErr w:type="gramEnd"/>
-      <w:r>
-        <w:rPr>
-          <w:b/>
-          <w:bCs/>
-        </w:rPr>
-        <w:t>)</w:t>
+      <w:r>
+        <w:rPr>
+          <w:b/>
+          <w:bCs/>
+        </w:rPr>
+        <w:t>Main()</w:t>
       </w:r>
       <w:r>
         <w:t xml:space="preserve"> method.</w:t>
@@ -1018,10 +858,10 @@
     <w:p>
       <w:r>
         <w:drawing>
-          <wp:inline distT="0" distB="0" distL="0" distR="0" wp14:anchorId="59363799" wp14:editId="24507A64">
+          <wp:inline distT="0" distB="0" distL="0" distR="0" wp14:anchorId="5C7A537F" wp14:editId="18A74F26">
             <wp:extent cx="3451860" cy="1363980"/>
             <wp:effectExtent l="0" t="0" r="0" b="7620"/>
-            <wp:docPr id="1906437050" name="Picture 11" descr="C# Value Type Example Result"/>
+            <wp:docPr id="681945261" name="Picture 11" descr="C# Value Type Example Result"/>
             <wp:cNvGraphicFramePr>
               <a:graphicFrameLocks xmlns:a="http://schemas.openxmlformats.org/drawingml/2006/main" noChangeAspect="1"/>
             </wp:cNvGraphicFramePr>
@@ -1076,40 +916,22 @@
       <w:r>
         <w:t xml:space="preserve">If you observe the above result, the changes made to variables in the </w:t>
       </w:r>
-      <w:proofErr w:type="gramStart"/>
-      <w:r>
-        <w:rPr>
-          <w:b/>
-          <w:bCs/>
-        </w:rPr>
-        <w:t>Square(</w:t>
-      </w:r>
-      <w:proofErr w:type="gramEnd"/>
-      <w:r>
-        <w:rPr>
-          <w:b/>
-          <w:bCs/>
-        </w:rPr>
-        <w:t>)</w:t>
+      <w:r>
+        <w:rPr>
+          <w:b/>
+          <w:bCs/>
+        </w:rPr>
+        <w:t>Square()</w:t>
       </w:r>
       <w:r>
         <w:t xml:space="preserve"> method didn’t affect the variables in the </w:t>
       </w:r>
-      <w:proofErr w:type="gramStart"/>
-      <w:r>
-        <w:rPr>
-          <w:b/>
-          <w:bCs/>
-        </w:rPr>
-        <w:t>Main(</w:t>
-      </w:r>
-      <w:proofErr w:type="gramEnd"/>
-      <w:r>
-        <w:rPr>
-          <w:b/>
-          <w:bCs/>
-        </w:rPr>
-        <w:t>)</w:t>
+      <w:r>
+        <w:rPr>
+          <w:b/>
+          <w:bCs/>
+        </w:rPr>
+        <w:t>Main()</w:t>
       </w:r>
       <w:r>
         <w:t xml:space="preserve"> method.</w:t>
@@ -1193,15 +1015,7 @@
     </w:p>
     <w:p>
       <w:r>
-        <w:t xml:space="preserve">Following is the pictorial representation of reference type in </w:t>
-      </w:r>
-      <w:proofErr w:type="spellStart"/>
-      <w:r>
-        <w:t>c#</w:t>
-      </w:r>
-      <w:proofErr w:type="spellEnd"/>
-      <w:r>
-        <w:t xml:space="preserve"> programming language.</w:t>
+        <w:t>Following is the pictorial representation of reference type in c# programming language.</w:t>
       </w:r>
     </w:p>
     <w:p>
@@ -1212,10 +1026,10 @@
     <w:p>
       <w:r>
         <w:drawing>
-          <wp:inline distT="0" distB="0" distL="0" distR="0" wp14:anchorId="0FFFE0EC" wp14:editId="1E1540D5">
+          <wp:inline distT="0" distB="0" distL="0" distR="0" wp14:anchorId="5BE209E0" wp14:editId="184390C8">
             <wp:extent cx="3169920" cy="1531620"/>
             <wp:effectExtent l="0" t="0" r="0" b="0"/>
-            <wp:docPr id="1969295007" name="Picture 10" descr="Reference Type Memory Allocation in C#"/>
+            <wp:docPr id="832879854" name="Picture 10" descr="Reference Type Memory Allocation in C#"/>
             <wp:cNvGraphicFramePr>
               <a:graphicFrameLocks xmlns:a="http://schemas.openxmlformats.org/drawingml/2006/main" noChangeAspect="1"/>
             </wp:cNvGraphicFramePr>
@@ -1278,15 +1092,7 @@
         <w:t>Reference Type</w:t>
       </w:r>
       <w:r>
-        <w:t xml:space="preserve"> in </w:t>
-      </w:r>
-      <w:proofErr w:type="spellStart"/>
-      <w:r>
-        <w:t>c#</w:t>
-      </w:r>
-      <w:proofErr w:type="spellEnd"/>
-      <w:r>
-        <w:t xml:space="preserve"> programming language.</w:t>
+        <w:t xml:space="preserve"> in c# programming language.</w:t>
       </w:r>
     </w:p>
     <w:p>
@@ -1299,7 +1105,7 @@
       <w:pPr>
         <w:numPr>
           <w:ilvl w:val="0"/>
-          <w:numId w:val="1"/>
+          <w:numId w:val="3"/>
         </w:numPr>
       </w:pPr>
       <w:hyperlink r:id="rId10" w:history="1">
@@ -1315,7 +1121,7 @@
       <w:pPr>
         <w:numPr>
           <w:ilvl w:val="0"/>
-          <w:numId w:val="1"/>
+          <w:numId w:val="3"/>
         </w:numPr>
       </w:pPr>
       <w:hyperlink r:id="rId11" w:history="1">
@@ -1331,7 +1137,7 @@
       <w:pPr>
         <w:numPr>
           <w:ilvl w:val="0"/>
-          <w:numId w:val="1"/>
+          <w:numId w:val="3"/>
         </w:numPr>
       </w:pPr>
       <w:hyperlink r:id="rId12" w:history="1">
@@ -1347,7 +1153,7 @@
       <w:pPr>
         <w:numPr>
           <w:ilvl w:val="0"/>
-          <w:numId w:val="1"/>
+          <w:numId w:val="3"/>
         </w:numPr>
       </w:pPr>
       <w:r>
@@ -1393,15 +1199,7 @@
     </w:p>
     <w:p>
       <w:r>
-        <w:t xml:space="preserve">Following is the example of passing the reference type by value in the </w:t>
-      </w:r>
-      <w:proofErr w:type="spellStart"/>
-      <w:r>
-        <w:t>c#</w:t>
-      </w:r>
-      <w:proofErr w:type="spellEnd"/>
-      <w:r>
-        <w:t xml:space="preserve"> programming language.</w:t>
+        <w:t>Following is the example of passing the reference type by value in the c# programming language.</w:t>
       </w:r>
     </w:p>
     <w:p>
@@ -1417,13 +1215,8 @@
     <w:p/>
     <w:p>
       <w:r>
-        <w:t xml:space="preserve">namespace </w:t>
-      </w:r>
-      <w:proofErr w:type="spellStart"/>
-      <w:r>
-        <w:t>CsharpExamples</w:t>
-      </w:r>
-      <w:proofErr w:type="spellEnd"/>
+        <w:t>namespace CsharpExamples</w:t>
+      </w:r>
     </w:p>
     <w:p>
       <w:r>
@@ -1462,15 +1255,7 @@
     </w:p>
     <w:p>
       <w:r>
-        <w:t xml:space="preserve">         static void </w:t>
-      </w:r>
-      <w:proofErr w:type="gramStart"/>
-      <w:r>
-        <w:t>Square(</w:t>
-      </w:r>
-      <w:proofErr w:type="gramEnd"/>
-      <w:r>
-        <w:t>Person a, Person b)</w:t>
+        <w:t>         static void Square(Person a, Person b)</w:t>
       </w:r>
     </w:p>
     <w:p>
@@ -1480,89 +1265,17 @@
     </w:p>
     <w:p>
       <w:r>
-        <w:t>               </w:t>
-      </w:r>
-      <w:proofErr w:type="spellStart"/>
-      <w:r>
-        <w:t>a.age</w:t>
-      </w:r>
-      <w:proofErr w:type="spellEnd"/>
-      <w:r>
-        <w:t xml:space="preserve"> = </w:t>
-      </w:r>
-      <w:proofErr w:type="spellStart"/>
-      <w:r>
-        <w:t>a.age</w:t>
-      </w:r>
-      <w:proofErr w:type="spellEnd"/>
-      <w:r>
-        <w:t xml:space="preserve"> * </w:t>
-      </w:r>
-      <w:proofErr w:type="spellStart"/>
-      <w:r>
-        <w:t>a.age</w:t>
-      </w:r>
-      <w:proofErr w:type="spellEnd"/>
-      <w:r>
-        <w:t>;</w:t>
-      </w:r>
-    </w:p>
-    <w:p>
-      <w:r>
-        <w:t>               </w:t>
-      </w:r>
-      <w:proofErr w:type="spellStart"/>
-      <w:r>
-        <w:t>b.age</w:t>
-      </w:r>
-      <w:proofErr w:type="spellEnd"/>
-      <w:r>
-        <w:t xml:space="preserve"> = </w:t>
-      </w:r>
-      <w:proofErr w:type="spellStart"/>
-      <w:r>
-        <w:t>b.age</w:t>
-      </w:r>
-      <w:proofErr w:type="spellEnd"/>
-      <w:r>
-        <w:t xml:space="preserve"> * </w:t>
-      </w:r>
-      <w:proofErr w:type="spellStart"/>
-      <w:r>
-        <w:t>b.age</w:t>
-      </w:r>
-      <w:proofErr w:type="spellEnd"/>
-      <w:r>
-        <w:t>;</w:t>
-      </w:r>
-    </w:p>
-    <w:p>
-      <w:r>
-        <w:t>               </w:t>
-      </w:r>
-      <w:proofErr w:type="spellStart"/>
-      <w:r>
-        <w:t>Console.WriteLine</w:t>
-      </w:r>
-      <w:proofErr w:type="spellEnd"/>
-      <w:r>
-        <w:t>(</w:t>
-      </w:r>
-      <w:proofErr w:type="spellStart"/>
-      <w:r>
-        <w:t>a.age</w:t>
-      </w:r>
-      <w:proofErr w:type="spellEnd"/>
-      <w:r>
-        <w:t xml:space="preserve"> + " " + </w:t>
-      </w:r>
-      <w:proofErr w:type="spellStart"/>
-      <w:r>
-        <w:t>b.age</w:t>
-      </w:r>
-      <w:proofErr w:type="spellEnd"/>
-      <w:r>
-        <w:t>);</w:t>
+        <w:t>               a.age = a.age * a.age;</w:t>
+      </w:r>
+    </w:p>
+    <w:p>
+      <w:r>
+        <w:t>               b.age = b.age * b.age;</w:t>
+      </w:r>
+    </w:p>
+    <w:p>
+      <w:r>
+        <w:t>               Console.WriteLine(a.age + " " + b.age);</w:t>
       </w:r>
     </w:p>
     <w:p>
@@ -1572,23 +1285,7 @@
     </w:p>
     <w:p>
       <w:r>
-        <w:t>         static void Main(</w:t>
-      </w:r>
-      <w:proofErr w:type="gramStart"/>
-      <w:r>
-        <w:t>string[</w:t>
-      </w:r>
-      <w:proofErr w:type="gramEnd"/>
-      <w:r>
-        <w:t xml:space="preserve">] </w:t>
-      </w:r>
-      <w:proofErr w:type="spellStart"/>
-      <w:r>
-        <w:t>args</w:t>
-      </w:r>
-      <w:proofErr w:type="spellEnd"/>
-      <w:r>
-        <w:t>)</w:t>
+        <w:t>         static void Main(string[] args)</w:t>
       </w:r>
     </w:p>
     <w:p>
@@ -1598,28 +1295,12 @@
     </w:p>
     <w:p>
       <w:r>
-        <w:t xml:space="preserve">               Person p1 = new </w:t>
-      </w:r>
-      <w:proofErr w:type="gramStart"/>
-      <w:r>
-        <w:t>Person(</w:t>
-      </w:r>
-      <w:proofErr w:type="gramEnd"/>
-      <w:r>
-        <w:t>);</w:t>
-      </w:r>
-    </w:p>
-    <w:p>
-      <w:r>
-        <w:t xml:space="preserve">               Person p2 = new </w:t>
-      </w:r>
-      <w:proofErr w:type="gramStart"/>
-      <w:r>
-        <w:t>Person(</w:t>
-      </w:r>
-      <w:proofErr w:type="gramEnd"/>
-      <w:r>
-        <w:t>);</w:t>
+        <w:t>               Person p1 = new Person();</w:t>
+      </w:r>
+    </w:p>
+    <w:p>
+      <w:r>
+        <w:t>               Person p2 = new Person();</w:t>
       </w:r>
     </w:p>
     <w:p>
@@ -1635,75 +1316,27 @@
     </w:p>
     <w:p>
       <w:r>
-        <w:t>               </w:t>
-      </w:r>
-      <w:proofErr w:type="spellStart"/>
-      <w:r>
-        <w:t>Console.WriteLine</w:t>
-      </w:r>
-      <w:proofErr w:type="spellEnd"/>
-      <w:r>
-        <w:t>(p1.age + " " + p2.age);</w:t>
-      </w:r>
-    </w:p>
-    <w:p>
-      <w:r>
-        <w:t>               </w:t>
-      </w:r>
-      <w:proofErr w:type="gramStart"/>
-      <w:r>
-        <w:t>Square(</w:t>
-      </w:r>
-      <w:proofErr w:type="gramEnd"/>
-      <w:r>
-        <w:t>p1, p2);</w:t>
-      </w:r>
-    </w:p>
-    <w:p>
-      <w:r>
-        <w:t>               </w:t>
-      </w:r>
-      <w:proofErr w:type="spellStart"/>
-      <w:r>
-        <w:t>Console.WriteLine</w:t>
-      </w:r>
-      <w:proofErr w:type="spellEnd"/>
-      <w:r>
-        <w:t>(p1.age + " " + p2.age);</w:t>
-      </w:r>
-    </w:p>
-    <w:p>
-      <w:r>
-        <w:t>               </w:t>
-      </w:r>
-      <w:proofErr w:type="spellStart"/>
-      <w:r>
-        <w:t>Console.WriteLine</w:t>
-      </w:r>
-      <w:proofErr w:type="spellEnd"/>
-      <w:r>
-        <w:t xml:space="preserve">("Press Any Key to </w:t>
-      </w:r>
-      <w:proofErr w:type="gramStart"/>
-      <w:r>
-        <w:t>Exit..</w:t>
-      </w:r>
-      <w:proofErr w:type="gramEnd"/>
-      <w:r>
-        <w:t>");</w:t>
-      </w:r>
-    </w:p>
-    <w:p>
-      <w:r>
-        <w:t>               </w:t>
-      </w:r>
-      <w:proofErr w:type="spellStart"/>
-      <w:r>
-        <w:t>Console.ReadLine</w:t>
-      </w:r>
-      <w:proofErr w:type="spellEnd"/>
-      <w:r>
-        <w:t>();</w:t>
+        <w:t>               Console.WriteLine(p1.age + " " + p2.age);</w:t>
+      </w:r>
+    </w:p>
+    <w:p>
+      <w:r>
+        <w:t>               Square(p1, p2);</w:t>
+      </w:r>
+    </w:p>
+    <w:p>
+      <w:r>
+        <w:t>               Console.WriteLine(p1.age + " " + p2.age);</w:t>
+      </w:r>
+    </w:p>
+    <w:p>
+      <w:r>
+        <w:t>               Console.WriteLine("Press Any Key to Exit..");</w:t>
+      </w:r>
+    </w:p>
+    <w:p>
+      <w:r>
+        <w:t>               Console.ReadLine();</w:t>
       </w:r>
     </w:p>
     <w:p>
@@ -1745,67 +1378,32 @@
       <w:r>
         <w:t xml:space="preserve">) and assigned values to the variables in </w:t>
       </w:r>
-      <w:proofErr w:type="gramStart"/>
-      <w:r>
-        <w:rPr>
-          <w:b/>
-          <w:bCs/>
-        </w:rPr>
-        <w:t>Main(</w:t>
-      </w:r>
-      <w:proofErr w:type="gramEnd"/>
-      <w:r>
-        <w:rPr>
-          <w:b/>
-          <w:bCs/>
-        </w:rPr>
-        <w:t>)</w:t>
-      </w:r>
-      <w:r>
-        <w:t xml:space="preserve"> method, and we are making changes to </w:t>
-      </w:r>
-      <w:proofErr w:type="gramStart"/>
-      <w:r>
-        <w:t>those variable</w:t>
-      </w:r>
-      <w:proofErr w:type="gramEnd"/>
-      <w:r>
-        <w:t xml:space="preserve"> by passing it to </w:t>
-      </w:r>
-      <w:proofErr w:type="gramStart"/>
-      <w:r>
-        <w:rPr>
-          <w:b/>
-          <w:bCs/>
-        </w:rPr>
-        <w:t>Square(</w:t>
-      </w:r>
-      <w:proofErr w:type="gramEnd"/>
-      <w:r>
-        <w:rPr>
-          <w:b/>
-          <w:bCs/>
-        </w:rPr>
-        <w:t>)</w:t>
+      <w:r>
+        <w:rPr>
+          <w:b/>
+          <w:bCs/>
+        </w:rPr>
+        <w:t>Main()</w:t>
+      </w:r>
+      <w:r>
+        <w:t xml:space="preserve"> method, and we are making changes to those variable by passing it to </w:t>
+      </w:r>
+      <w:r>
+        <w:rPr>
+          <w:b/>
+          <w:bCs/>
+        </w:rPr>
+        <w:t>Square()</w:t>
       </w:r>
       <w:r>
         <w:t xml:space="preserve"> method and those changes will be reflected in </w:t>
       </w:r>
-      <w:proofErr w:type="gramStart"/>
-      <w:r>
-        <w:rPr>
-          <w:b/>
-          <w:bCs/>
-        </w:rPr>
-        <w:t>Main(</w:t>
-      </w:r>
-      <w:proofErr w:type="gramEnd"/>
-      <w:r>
-        <w:rPr>
-          <w:b/>
-          <w:bCs/>
-        </w:rPr>
-        <w:t>)</w:t>
+      <w:r>
+        <w:rPr>
+          <w:b/>
+          <w:bCs/>
+        </w:rPr>
+        <w:t>Main()</w:t>
       </w:r>
       <w:r>
         <w:t xml:space="preserve"> method.</w:t>
@@ -1830,10 +1428,10 @@
     <w:p>
       <w:r>
         <w:drawing>
-          <wp:inline distT="0" distB="0" distL="0" distR="0" wp14:anchorId="66646645" wp14:editId="1C4FD0BB">
+          <wp:inline distT="0" distB="0" distL="0" distR="0" wp14:anchorId="09A1AEF2" wp14:editId="7C3E6870">
             <wp:extent cx="3147060" cy="1203960"/>
             <wp:effectExtent l="0" t="0" r="0" b="0"/>
-            <wp:docPr id="938411182" name="Picture 9" descr="C# Reference Type Example Result"/>
+            <wp:docPr id="430096351" name="Picture 9" descr="C# Reference Type Example Result"/>
             <wp:cNvGraphicFramePr>
               <a:graphicFrameLocks xmlns:a="http://schemas.openxmlformats.org/drawingml/2006/main" noChangeAspect="1"/>
             </wp:cNvGraphicFramePr>
@@ -1918,20 +1516,7 @@
     </w:p>
     <w:p>
       <w:r>
-        <w:t xml:space="preserve">        public void </w:t>
-      </w:r>
-      <w:proofErr w:type="spellStart"/>
-      <w:proofErr w:type="gramStart"/>
-      <w:r>
-        <w:t>inputdata</w:t>
-      </w:r>
-      <w:proofErr w:type="spellEnd"/>
-      <w:r>
-        <w:t>(</w:t>
-      </w:r>
-      <w:proofErr w:type="gramEnd"/>
-      <w:r>
-        <w:t>)</w:t>
+        <w:t>        public void inputdata()</w:t>
       </w:r>
     </w:p>
     <w:p>
@@ -1942,54 +1527,22 @@
     </w:p>
     <w:p>
       <w:r>
-        <w:t>            </w:t>
-      </w:r>
-      <w:proofErr w:type="spellStart"/>
-      <w:r>
-        <w:t>Console.WriteLine</w:t>
-      </w:r>
-      <w:proofErr w:type="spellEnd"/>
-      <w:r>
-        <w:t>("enter first no");</w:t>
-      </w:r>
-    </w:p>
-    <w:p>
-      <w:r>
-        <w:t>            a = Convert.ToInt32(</w:t>
-      </w:r>
-      <w:proofErr w:type="spellStart"/>
-      <w:r>
-        <w:t>Console.ReadLine</w:t>
-      </w:r>
-      <w:proofErr w:type="spellEnd"/>
-      <w:r>
-        <w:t>());</w:t>
-      </w:r>
-    </w:p>
-    <w:p>
-      <w:r>
-        <w:t>            </w:t>
-      </w:r>
-      <w:proofErr w:type="spellStart"/>
-      <w:r>
-        <w:t>Console.WriteLine</w:t>
-      </w:r>
-      <w:proofErr w:type="spellEnd"/>
-      <w:r>
-        <w:t>("enter first no");</w:t>
-      </w:r>
-    </w:p>
-    <w:p>
-      <w:r>
-        <w:t>            b = Convert.ToInt32(</w:t>
-      </w:r>
-      <w:proofErr w:type="spellStart"/>
-      <w:r>
-        <w:t>Console.ReadLine</w:t>
-      </w:r>
-      <w:proofErr w:type="spellEnd"/>
-      <w:r>
-        <w:t>());</w:t>
+        <w:t>            Console.WriteLine("enter first no");</w:t>
+      </w:r>
+    </w:p>
+    <w:p>
+      <w:r>
+        <w:t>            a = Convert.ToInt32(Console.ReadLine());</w:t>
+      </w:r>
+    </w:p>
+    <w:p>
+      <w:r>
+        <w:t>            Console.WriteLine("enter first no");</w:t>
+      </w:r>
+    </w:p>
+    <w:p>
+      <w:r>
+        <w:t>            b = Convert.ToInt32(Console.ReadLine());</w:t>
       </w:r>
     </w:p>
     <w:p/>
@@ -2000,15 +1553,7 @@
     </w:p>
     <w:p>
       <w:r>
-        <w:t xml:space="preserve">       public void </w:t>
-      </w:r>
-      <w:proofErr w:type="gramStart"/>
-      <w:r>
-        <w:t>add(</w:t>
-      </w:r>
-      <w:proofErr w:type="gramEnd"/>
-      <w:r>
-        <w:t>)</w:t>
+        <w:t>       public void add()</w:t>
       </w:r>
     </w:p>
     <w:p>
@@ -2023,15 +1568,7 @@
     </w:p>
     <w:p>
       <w:r>
-        <w:t>            </w:t>
-      </w:r>
-      <w:proofErr w:type="spellStart"/>
-      <w:r>
-        <w:t>Console.WriteLine</w:t>
-      </w:r>
-      <w:proofErr w:type="spellEnd"/>
-      <w:r>
-        <w:t>("addition is " + c);</w:t>
+        <w:t>            Console.WriteLine("addition is " + c);</w:t>
       </w:r>
     </w:p>
     <w:p/>
@@ -2042,15 +1579,7 @@
     </w:p>
     <w:p>
       <w:r>
-        <w:t xml:space="preserve">       public void </w:t>
-      </w:r>
-      <w:proofErr w:type="gramStart"/>
-      <w:r>
-        <w:t>sub(</w:t>
-      </w:r>
-      <w:proofErr w:type="gramEnd"/>
-      <w:r>
-        <w:t>)</w:t>
+        <w:t>       public void sub()</w:t>
       </w:r>
     </w:p>
     <w:p>
@@ -2065,15 +1594,7 @@
     </w:p>
     <w:p>
       <w:r>
-        <w:t>            </w:t>
-      </w:r>
-      <w:proofErr w:type="spellStart"/>
-      <w:r>
-        <w:t>Console.WriteLine</w:t>
-      </w:r>
-      <w:proofErr w:type="spellEnd"/>
-      <w:r>
-        <w:t>("sub is " + c);</w:t>
+        <w:t>            Console.WriteLine("sub is " + c);</w:t>
       </w:r>
     </w:p>
     <w:p/>
@@ -2084,15 +1605,7 @@
     </w:p>
     <w:p>
       <w:r>
-        <w:t xml:space="preserve">       public void </w:t>
-      </w:r>
-      <w:proofErr w:type="gramStart"/>
-      <w:r>
-        <w:t>Mul(</w:t>
-      </w:r>
-      <w:proofErr w:type="gramEnd"/>
-      <w:r>
-        <w:t>)</w:t>
+        <w:t>       public void Mul()</w:t>
       </w:r>
     </w:p>
     <w:p>
@@ -2107,15 +1620,7 @@
     </w:p>
     <w:p>
       <w:r>
-        <w:t>            </w:t>
-      </w:r>
-      <w:proofErr w:type="spellStart"/>
-      <w:r>
-        <w:t>Console.WriteLine</w:t>
-      </w:r>
-      <w:proofErr w:type="spellEnd"/>
-      <w:r>
-        <w:t>("Mul is " + c);</w:t>
+        <w:t>            Console.WriteLine("Mul is " + c);</w:t>
       </w:r>
     </w:p>
     <w:p/>
@@ -2126,15 +1631,7 @@
     </w:p>
     <w:p>
       <w:r>
-        <w:t xml:space="preserve">        public void </w:t>
-      </w:r>
-      <w:proofErr w:type="gramStart"/>
-      <w:r>
-        <w:t>div(</w:t>
-      </w:r>
-      <w:proofErr w:type="gramEnd"/>
-      <w:r>
-        <w:t>)</w:t>
+        <w:t>        public void div()</w:t>
       </w:r>
     </w:p>
     <w:p>
@@ -2149,15 +1646,7 @@
     </w:p>
     <w:p>
       <w:r>
-        <w:t>            </w:t>
-      </w:r>
-      <w:proofErr w:type="spellStart"/>
-      <w:r>
-        <w:t>Console.WriteLine</w:t>
-      </w:r>
-      <w:proofErr w:type="spellEnd"/>
-      <w:r>
-        <w:t>("div is " + c);</w:t>
+        <w:t>            Console.WriteLine("div is " + c);</w:t>
       </w:r>
     </w:p>
     <w:p/>
@@ -2184,15 +1673,7 @@
     </w:p>
     <w:p>
       <w:r>
-        <w:t xml:space="preserve">        public static void </w:t>
-      </w:r>
-      <w:proofErr w:type="gramStart"/>
-      <w:r>
-        <w:t>Main(</w:t>
-      </w:r>
-      <w:proofErr w:type="gramEnd"/>
-      <w:r>
-        <w:t>)</w:t>
+        <w:t>        public static void Main()</w:t>
       </w:r>
     </w:p>
     <w:p>
@@ -2202,111 +1683,32 @@
     </w:p>
     <w:p>
       <w:r>
-        <w:t xml:space="preserve">            calc m = new </w:t>
-      </w:r>
-      <w:proofErr w:type="gramStart"/>
-      <w:r>
-        <w:t>calc(</w:t>
-      </w:r>
-      <w:proofErr w:type="gramEnd"/>
-      <w:r>
-        <w:t>);</w:t>
-      </w:r>
-    </w:p>
-    <w:p>
-      <w:r>
-        <w:t>            </w:t>
-      </w:r>
-      <w:proofErr w:type="spellStart"/>
-      <w:r>
-        <w:t>m.</w:t>
-      </w:r>
-      <w:proofErr w:type="gramStart"/>
-      <w:r>
-        <w:t>inputdata</w:t>
-      </w:r>
-      <w:proofErr w:type="spellEnd"/>
-      <w:r>
-        <w:t>(</w:t>
-      </w:r>
-      <w:proofErr w:type="gramEnd"/>
-      <w:r>
-        <w:t>);</w:t>
-      </w:r>
-    </w:p>
-    <w:p>
-      <w:r>
-        <w:t>            </w:t>
-      </w:r>
-      <w:proofErr w:type="spellStart"/>
-      <w:proofErr w:type="gramStart"/>
-      <w:r>
-        <w:t>m.add</w:t>
-      </w:r>
-      <w:proofErr w:type="spellEnd"/>
-      <w:r>
-        <w:t>(</w:t>
-      </w:r>
-      <w:proofErr w:type="gramEnd"/>
-      <w:r>
-        <w:t>);</w:t>
-      </w:r>
-    </w:p>
-    <w:p>
-      <w:r>
-        <w:t>            </w:t>
-      </w:r>
-      <w:proofErr w:type="spellStart"/>
-      <w:proofErr w:type="gramStart"/>
-      <w:r>
-        <w:t>m.sub</w:t>
-      </w:r>
-      <w:proofErr w:type="spellEnd"/>
-      <w:r>
-        <w:t>(</w:t>
-      </w:r>
-      <w:proofErr w:type="gramEnd"/>
-      <w:r>
-        <w:t>);</w:t>
-      </w:r>
-    </w:p>
-    <w:p>
-      <w:r>
-        <w:t>            </w:t>
-      </w:r>
-      <w:proofErr w:type="spellStart"/>
-      <w:r>
-        <w:t>m.</w:t>
-      </w:r>
-      <w:proofErr w:type="gramStart"/>
-      <w:r>
-        <w:t>Mul</w:t>
-      </w:r>
-      <w:proofErr w:type="spellEnd"/>
-      <w:r>
-        <w:t>(</w:t>
-      </w:r>
-      <w:proofErr w:type="gramEnd"/>
-      <w:r>
-        <w:t>);</w:t>
-      </w:r>
-    </w:p>
-    <w:p>
-      <w:r>
-        <w:t>            </w:t>
-      </w:r>
-      <w:proofErr w:type="spellStart"/>
-      <w:proofErr w:type="gramStart"/>
-      <w:r>
-        <w:t>m.div</w:t>
-      </w:r>
-      <w:proofErr w:type="spellEnd"/>
-      <w:r>
-        <w:t>(</w:t>
-      </w:r>
-      <w:proofErr w:type="gramEnd"/>
-      <w:r>
-        <w:t>);</w:t>
+        <w:t>            calc m = new calc();</w:t>
+      </w:r>
+    </w:p>
+    <w:p>
+      <w:r>
+        <w:t>            m.inputdata();</w:t>
+      </w:r>
+    </w:p>
+    <w:p>
+      <w:r>
+        <w:t>            m.add();</w:t>
+      </w:r>
+    </w:p>
+    <w:p>
+      <w:r>
+        <w:t>            m.sub();</w:t>
+      </w:r>
+    </w:p>
+    <w:p>
+      <w:r>
+        <w:t>            m.Mul();</w:t>
+      </w:r>
+    </w:p>
+    <w:p>
+      <w:r>
+        <w:t>            m.div();</w:t>
       </w:r>
     </w:p>
     <w:p/>
@@ -2371,40 +1773,22 @@
       <w:r>
         <w:t xml:space="preserve">If you observe the above result, the changes we made to variables in the </w:t>
       </w:r>
-      <w:proofErr w:type="gramStart"/>
-      <w:r>
-        <w:rPr>
-          <w:b/>
-          <w:bCs/>
-        </w:rPr>
-        <w:t>Square(</w:t>
-      </w:r>
-      <w:proofErr w:type="gramEnd"/>
-      <w:r>
-        <w:rPr>
-          <w:b/>
-          <w:bCs/>
-        </w:rPr>
-        <w:t>)</w:t>
+      <w:r>
+        <w:rPr>
+          <w:b/>
+          <w:bCs/>
+        </w:rPr>
+        <w:t>Square()</w:t>
       </w:r>
       <w:r>
         <w:t xml:space="preserve"> method also reflected for the variables in the </w:t>
       </w:r>
-      <w:proofErr w:type="gramStart"/>
-      <w:r>
-        <w:rPr>
-          <w:b/>
-          <w:bCs/>
-        </w:rPr>
-        <w:t>Main(</w:t>
-      </w:r>
-      <w:proofErr w:type="gramEnd"/>
-      <w:r>
-        <w:rPr>
-          <w:b/>
-          <w:bCs/>
-        </w:rPr>
-        <w:t>)</w:t>
+      <w:r>
+        <w:rPr>
+          <w:b/>
+          <w:bCs/>
+        </w:rPr>
+        <w:t>Main()</w:t>
       </w:r>
       <w:r>
         <w:t xml:space="preserve"> method.</w:t>
@@ -2417,15 +1801,7 @@
     </w:p>
     <w:p>
       <w:r>
-        <w:t xml:space="preserve">This is how we can use Value Type and Reference Type in </w:t>
-      </w:r>
-      <w:proofErr w:type="spellStart"/>
-      <w:r>
-        <w:t>c#</w:t>
-      </w:r>
-      <w:proofErr w:type="spellEnd"/>
-      <w:r>
-        <w:t xml:space="preserve"> programming language based on our requirements.</w:t>
+        <w:t>This is how we can use Value Type and Reference Type in c# programming language based on our requirements.</w:t>
       </w:r>
     </w:p>
     <w:p/>
@@ -2481,18 +1857,8 @@
           <w:bCs/>
           <w:u w:val="single"/>
         </w:rPr>
-        <w:t xml:space="preserve">Static </w:t>
-      </w:r>
-      <w:proofErr w:type="spellStart"/>
-      <w:r>
-        <w:rPr>
-          <w:b/>
-          <w:bCs/>
-          <w:u w:val="single"/>
-        </w:rPr>
-        <w:t>Memeber</w:t>
-      </w:r>
-      <w:proofErr w:type="spellEnd"/>
+        <w:t>Static Memeber</w:t>
+      </w:r>
     </w:p>
     <w:p>
       <w:r>
@@ -2596,39 +1962,7 @@
           <w:b/>
           <w:bCs/>
         </w:rPr>
-        <w:t xml:space="preserve">If you observe the above example, we defined variables with static keyword, and we can access those variables directly with a type name like User.name or </w:t>
-      </w:r>
-      <w:proofErr w:type="spellStart"/>
-      <w:r>
-        <w:rPr>
-          <w:b/>
-          <w:bCs/>
-        </w:rPr>
-        <w:t>User.location</w:t>
-      </w:r>
-      <w:proofErr w:type="spellEnd"/>
-      <w:r>
-        <w:rPr>
-          <w:b/>
-          <w:bCs/>
-        </w:rPr>
-        <w:t xml:space="preserve"> and </w:t>
-      </w:r>
-      <w:proofErr w:type="spellStart"/>
-      <w:r>
-        <w:rPr>
-          <w:b/>
-          <w:bCs/>
-        </w:rPr>
-        <w:t>User.age</w:t>
-      </w:r>
-      <w:proofErr w:type="spellEnd"/>
-      <w:r>
-        <w:rPr>
-          <w:b/>
-          <w:bCs/>
-        </w:rPr>
-        <w:t>.</w:t>
+        <w:t>If you observe the above example, we defined variables with static keyword, and we can access those variables directly with a type name like User.name or User.location and User.age.</w:t>
       </w:r>
     </w:p>
     <w:p>
@@ -2646,23 +1980,7 @@
           <w:b/>
           <w:bCs/>
         </w:rPr>
-        <w:t xml:space="preserve">Following is the example of accessing the variables directly with a type name in the </w:t>
-      </w:r>
-      <w:proofErr w:type="spellStart"/>
-      <w:r>
-        <w:rPr>
-          <w:b/>
-          <w:bCs/>
-        </w:rPr>
-        <w:t>c#</w:t>
-      </w:r>
-      <w:proofErr w:type="spellEnd"/>
-      <w:r>
-        <w:rPr>
-          <w:b/>
-          <w:bCs/>
-        </w:rPr>
-        <w:t xml:space="preserve"> programming language.</w:t>
+        <w:t>Following is the example of accessing the variables directly with a type name in the c# programming language.</w:t>
       </w:r>
     </w:p>
     <w:p>
@@ -2675,89 +1993,30 @@
       </w:r>
     </w:p>
     <w:p>
-      <w:proofErr w:type="spellStart"/>
-      <w:r>
-        <w:rPr>
-          <w:b/>
-          <w:bCs/>
-        </w:rPr>
-        <w:t>Console.WriteLine</w:t>
-      </w:r>
-      <w:proofErr w:type="spellEnd"/>
-      <w:r>
-        <w:rPr>
-          <w:b/>
-          <w:bCs/>
-        </w:rPr>
-        <w:t>(User.name);</w:t>
-      </w:r>
-    </w:p>
-    <w:p>
-      <w:proofErr w:type="spellStart"/>
-      <w:r>
-        <w:rPr>
-          <w:b/>
-          <w:bCs/>
-        </w:rPr>
-        <w:t>Console.WriteLine</w:t>
-      </w:r>
-      <w:proofErr w:type="spellEnd"/>
-      <w:r>
-        <w:rPr>
-          <w:b/>
-          <w:bCs/>
-        </w:rPr>
-        <w:t>(</w:t>
-      </w:r>
-      <w:proofErr w:type="spellStart"/>
-      <w:r>
-        <w:rPr>
-          <w:b/>
-          <w:bCs/>
-        </w:rPr>
-        <w:t>User.location</w:t>
-      </w:r>
-      <w:proofErr w:type="spellEnd"/>
-      <w:r>
-        <w:rPr>
-          <w:b/>
-          <w:bCs/>
-        </w:rPr>
-        <w:t>);</w:t>
-      </w:r>
-    </w:p>
-    <w:p>
-      <w:proofErr w:type="spellStart"/>
-      <w:r>
-        <w:rPr>
-          <w:b/>
-          <w:bCs/>
-        </w:rPr>
-        <w:t>Console.WriteLine</w:t>
-      </w:r>
-      <w:proofErr w:type="spellEnd"/>
-      <w:r>
-        <w:rPr>
-          <w:b/>
-          <w:bCs/>
-        </w:rPr>
-        <w:t>(</w:t>
-      </w:r>
-      <w:proofErr w:type="spellStart"/>
-      <w:r>
-        <w:rPr>
-          <w:b/>
-          <w:bCs/>
-        </w:rPr>
-        <w:t>User.age</w:t>
-      </w:r>
-      <w:proofErr w:type="spellEnd"/>
-      <w:r>
-        <w:rPr>
-          <w:b/>
-          <w:bCs/>
-        </w:rPr>
-        <w:t>);</w:t>
+      <w:r>
+        <w:rPr>
+          <w:b/>
+          <w:bCs/>
+        </w:rPr>
+        <w:t>Console.WriteLine(User.name);</w:t>
+      </w:r>
+    </w:p>
+    <w:p>
+      <w:r>
+        <w:rPr>
+          <w:b/>
+          <w:bCs/>
+        </w:rPr>
+        <w:t>Console.WriteLine(User.location);</w:t>
+      </w:r>
+    </w:p>
+    <w:p>
+      <w:r>
+        <w:rPr>
+          <w:b/>
+          <w:bCs/>
+        </w:rPr>
+        <w:t>Console.WriteLine(User.age);</w:t>
       </w:r>
     </w:p>
     <w:p>
@@ -2784,23 +2043,7 @@
           <w:b/>
           <w:bCs/>
         </w:rPr>
-        <w:t xml:space="preserve">Generally, in </w:t>
-      </w:r>
-      <w:proofErr w:type="spellStart"/>
-      <w:r>
-        <w:rPr>
-          <w:b/>
-          <w:bCs/>
-        </w:rPr>
-        <w:t>c#</w:t>
-      </w:r>
-      <w:proofErr w:type="spellEnd"/>
-      <w:r>
-        <w:rPr>
-          <w:b/>
-          <w:bCs/>
-        </w:rPr>
-        <w:t xml:space="preserve"> the instance of a class will contain a separate copy of all instance fields so that the memory consumption will increase automatically, but if we use static modifier, there is only one copy of each field, so automatically, the memory will be managed efficiently.</w:t>
+        <w:t>Generally, in c# the instance of a class will contain a separate copy of all instance fields so that the memory consumption will increase automatically, but if we use static modifier, there is only one copy of each field, so automatically, the memory will be managed efficiently.</w:t>
       </w:r>
     </w:p>
     <w:p>
@@ -2973,17 +2216,8 @@
           <w:b/>
           <w:bCs/>
         </w:rPr>
-        <w:t xml:space="preserve">namespace </w:t>
-      </w:r>
-      <w:proofErr w:type="spellStart"/>
-      <w:r>
-        <w:rPr>
-          <w:b/>
-          <w:bCs/>
-        </w:rPr>
-        <w:t>Tutlane</w:t>
-      </w:r>
-      <w:proofErr w:type="spellEnd"/>
+        <w:t>namespace Tutlane</w:t>
+      </w:r>
     </w:p>
     <w:p>
       <w:r>
@@ -3036,23 +2270,7 @@
           <w:b/>
           <w:bCs/>
         </w:rPr>
-        <w:t>       //</w:t>
-      </w:r>
-      <w:proofErr w:type="gramStart"/>
-      <w:r>
-        <w:rPr>
-          <w:b/>
-          <w:bCs/>
-        </w:rPr>
-        <w:t>Non Static</w:t>
-      </w:r>
-      <w:proofErr w:type="gramEnd"/>
-      <w:r>
-        <w:rPr>
-          <w:b/>
-          <w:bCs/>
-        </w:rPr>
-        <w:t xml:space="preserve"> Variable</w:t>
+        <w:t>       //Non Static Variable</w:t>
       </w:r>
     </w:p>
     <w:p>
@@ -3070,48 +2288,16 @@
           <w:b/>
           <w:bCs/>
         </w:rPr>
-        <w:t xml:space="preserve">       // </w:t>
-      </w:r>
-      <w:proofErr w:type="gramStart"/>
-      <w:r>
-        <w:rPr>
-          <w:b/>
-          <w:bCs/>
-        </w:rPr>
-        <w:t>Non Static</w:t>
-      </w:r>
-      <w:proofErr w:type="gramEnd"/>
-      <w:r>
-        <w:rPr>
-          <w:b/>
-          <w:bCs/>
-        </w:rPr>
-        <w:t xml:space="preserve"> Method</w:t>
-      </w:r>
-    </w:p>
-    <w:p>
-      <w:r>
-        <w:rPr>
-          <w:b/>
-          <w:bCs/>
-        </w:rPr>
-        <w:t xml:space="preserve">       public void </w:t>
-      </w:r>
-      <w:proofErr w:type="gramStart"/>
-      <w:r>
-        <w:rPr>
-          <w:b/>
-          <w:bCs/>
-        </w:rPr>
-        <w:t>Details(</w:t>
-      </w:r>
-      <w:proofErr w:type="gramEnd"/>
-      <w:r>
-        <w:rPr>
-          <w:b/>
-          <w:bCs/>
-        </w:rPr>
-        <w:t>)</w:t>
+        <w:t>       // Non Static Method</w:t>
+      </w:r>
+    </w:p>
+    <w:p>
+      <w:r>
+        <w:rPr>
+          <w:b/>
+          <w:bCs/>
+        </w:rPr>
+        <w:t>       public void Details()</w:t>
       </w:r>
     </w:p>
     <w:p>
@@ -3129,39 +2315,7 @@
           <w:b/>
           <w:bCs/>
         </w:rPr>
-        <w:t>           </w:t>
-      </w:r>
-      <w:proofErr w:type="spellStart"/>
-      <w:r>
-        <w:rPr>
-          <w:b/>
-          <w:bCs/>
-        </w:rPr>
-        <w:t>Console.WriteLine</w:t>
-      </w:r>
-      <w:proofErr w:type="spellEnd"/>
-      <w:r>
-        <w:rPr>
-          <w:b/>
-          <w:bCs/>
-        </w:rPr>
-        <w:t>("</w:t>
-      </w:r>
-      <w:proofErr w:type="gramStart"/>
-      <w:r>
-        <w:rPr>
-          <w:b/>
-          <w:bCs/>
-        </w:rPr>
-        <w:t>Non Static</w:t>
-      </w:r>
-      <w:proofErr w:type="gramEnd"/>
-      <w:r>
-        <w:rPr>
-          <w:b/>
-          <w:bCs/>
-        </w:rPr>
-        <w:t xml:space="preserve"> Method");</w:t>
+        <w:t>           Console.WriteLine("Non Static Method");</w:t>
       </w:r>
     </w:p>
     <w:p>
@@ -3206,23 +2360,7 @@
           <w:b/>
           <w:bCs/>
         </w:rPr>
-        <w:t>          </w:t>
-      </w:r>
-      <w:proofErr w:type="spellStart"/>
-      <w:r>
-        <w:rPr>
-          <w:b/>
-          <w:bCs/>
-        </w:rPr>
-        <w:t>Console.WriteLine</w:t>
-      </w:r>
-      <w:proofErr w:type="spellEnd"/>
-      <w:r>
-        <w:rPr>
-          <w:b/>
-          <w:bCs/>
-        </w:rPr>
-        <w:t>("Static Method");</w:t>
+        <w:t>          Console.WriteLine("Static Method");</w:t>
       </w:r>
     </w:p>
     <w:p>
@@ -3267,39 +2405,7 @@
           <w:b/>
           <w:bCs/>
         </w:rPr>
-        <w:t>       static void Main(</w:t>
-      </w:r>
-      <w:proofErr w:type="gramStart"/>
-      <w:r>
-        <w:rPr>
-          <w:b/>
-          <w:bCs/>
-        </w:rPr>
-        <w:t>string[</w:t>
-      </w:r>
-      <w:proofErr w:type="gramEnd"/>
-      <w:r>
-        <w:rPr>
-          <w:b/>
-          <w:bCs/>
-        </w:rPr>
-        <w:t xml:space="preserve">] </w:t>
-      </w:r>
-      <w:proofErr w:type="spellStart"/>
-      <w:r>
-        <w:rPr>
-          <w:b/>
-          <w:bCs/>
-        </w:rPr>
-        <w:t>args</w:t>
-      </w:r>
-      <w:proofErr w:type="spellEnd"/>
-      <w:r>
-        <w:rPr>
-          <w:b/>
-          <w:bCs/>
-        </w:rPr>
-        <w:t>)</w:t>
+        <w:t>       static void Main(string[] args)</w:t>
       </w:r>
     </w:p>
     <w:p/>
@@ -3326,75 +2432,25 @@
           <w:b/>
           <w:bCs/>
         </w:rPr>
-        <w:t xml:space="preserve">           User u = new </w:t>
-      </w:r>
-      <w:proofErr w:type="gramStart"/>
-      <w:r>
-        <w:rPr>
-          <w:b/>
-          <w:bCs/>
-        </w:rPr>
-        <w:t>User(</w:t>
-      </w:r>
-      <w:proofErr w:type="gramEnd"/>
-      <w:r>
-        <w:rPr>
-          <w:b/>
-          <w:bCs/>
-        </w:rPr>
-        <w:t>);</w:t>
-      </w:r>
-    </w:p>
-    <w:p>
-      <w:r>
-        <w:rPr>
-          <w:b/>
-          <w:bCs/>
-        </w:rPr>
-        <w:t>           </w:t>
-      </w:r>
-      <w:proofErr w:type="spellStart"/>
-      <w:r>
-        <w:rPr>
-          <w:b/>
-          <w:bCs/>
-        </w:rPr>
-        <w:t>u.age</w:t>
-      </w:r>
-      <w:proofErr w:type="spellEnd"/>
-      <w:r>
-        <w:rPr>
-          <w:b/>
-          <w:bCs/>
-        </w:rPr>
-        <w:t xml:space="preserve"> = 32;</w:t>
-      </w:r>
-    </w:p>
-    <w:p>
-      <w:r>
-        <w:rPr>
-          <w:b/>
-          <w:bCs/>
-        </w:rPr>
-        <w:t>           </w:t>
-      </w:r>
-      <w:proofErr w:type="spellStart"/>
-      <w:proofErr w:type="gramStart"/>
-      <w:r>
-        <w:rPr>
-          <w:b/>
-          <w:bCs/>
-        </w:rPr>
-        <w:t>u.Details</w:t>
-      </w:r>
-      <w:proofErr w:type="spellEnd"/>
-      <w:proofErr w:type="gramEnd"/>
-      <w:r>
-        <w:rPr>
-          <w:b/>
-          <w:bCs/>
-        </w:rPr>
-        <w:t>();</w:t>
+        <w:t>           User u = new User();</w:t>
+      </w:r>
+    </w:p>
+    <w:p>
+      <w:r>
+        <w:rPr>
+          <w:b/>
+          <w:bCs/>
+        </w:rPr>
+        <w:t>           u.age = 32;</w:t>
+      </w:r>
+    </w:p>
+    <w:p>
+      <w:r>
+        <w:rPr>
+          <w:b/>
+          <w:bCs/>
+        </w:rPr>
+        <w:t>           u.Details();</w:t>
       </w:r>
     </w:p>
     <w:p>
@@ -3408,44 +2464,12 @@
     </w:p>
     <w:p>
       <w:r>
-        <w:t>           </w:t>
-      </w:r>
-      <w:proofErr w:type="spellStart"/>
-      <w:r>
-        <w:t>User.location</w:t>
-      </w:r>
-      <w:proofErr w:type="spellEnd"/>
-      <w:r>
-        <w:t xml:space="preserve"> = "Hyderabad";</w:t>
-      </w:r>
-    </w:p>
-    <w:p>
-      <w:r>
-        <w:t>           </w:t>
-      </w:r>
-      <w:proofErr w:type="spellStart"/>
-      <w:r>
-        <w:t>Console.WriteLine</w:t>
-      </w:r>
-      <w:proofErr w:type="spellEnd"/>
-      <w:r>
-        <w:t xml:space="preserve">("Name: {0}, Location: {1}, Age: {2}", User.name, </w:t>
-      </w:r>
-      <w:proofErr w:type="spellStart"/>
-      <w:r>
-        <w:t>User.location</w:t>
-      </w:r>
-      <w:proofErr w:type="spellEnd"/>
-      <w:r>
-        <w:t xml:space="preserve">, </w:t>
-      </w:r>
-      <w:proofErr w:type="spellStart"/>
-      <w:r>
-        <w:t>u.age</w:t>
-      </w:r>
-      <w:proofErr w:type="spellEnd"/>
-      <w:r>
-        <w:t>);</w:t>
+        <w:t>           User.location = "Hyderabad";</w:t>
+      </w:r>
+    </w:p>
+    <w:p>
+      <w:r>
+        <w:t>           Console.WriteLine("Name: {0}, Location: {1}, Age: {2}", User.name, User.location, u.age);</w:t>
       </w:r>
     </w:p>
     <w:p>
@@ -3455,44 +2479,12 @@
     </w:p>
     <w:p>
       <w:r>
-        <w:t>           </w:t>
-      </w:r>
-      <w:proofErr w:type="spellStart"/>
-      <w:r>
-        <w:t>Console.WriteLine</w:t>
-      </w:r>
-      <w:proofErr w:type="spellEnd"/>
-      <w:r>
-        <w:t>("\</w:t>
-      </w:r>
-      <w:proofErr w:type="spellStart"/>
-      <w:r>
-        <w:t>nPress</w:t>
-      </w:r>
-      <w:proofErr w:type="spellEnd"/>
-      <w:r>
-        <w:t xml:space="preserve"> Enter Key to </w:t>
-      </w:r>
-      <w:proofErr w:type="gramStart"/>
-      <w:r>
-        <w:t>Exit..</w:t>
-      </w:r>
-      <w:proofErr w:type="gramEnd"/>
-      <w:r>
-        <w:t>");</w:t>
-      </w:r>
-    </w:p>
-    <w:p>
-      <w:r>
-        <w:t>           </w:t>
-      </w:r>
-      <w:proofErr w:type="spellStart"/>
-      <w:r>
-        <w:t>Console.ReadLine</w:t>
-      </w:r>
-      <w:proofErr w:type="spellEnd"/>
-      <w:r>
-        <w:t>();</w:t>
+        <w:t>           Console.WriteLine("\nPress Enter Key to Exit..");</w:t>
+      </w:r>
+    </w:p>
+    <w:p>
+      <w:r>
+        <w:t>           Console.ReadLine();</w:t>
       </w:r>
     </w:p>
     <w:p>
@@ -3612,15 +2604,7 @@
         <w:t>non-static</w:t>
       </w:r>
       <w:r>
-        <w:t xml:space="preserve"> variables &amp; methods can be accessed in our </w:t>
-      </w:r>
-      <w:proofErr w:type="spellStart"/>
-      <w:r>
-        <w:t>c#</w:t>
-      </w:r>
-      <w:proofErr w:type="spellEnd"/>
-      <w:r>
-        <w:t xml:space="preserve"> application.</w:t>
+        <w:t xml:space="preserve"> variables &amp; methods can be accessed in our c# application.</w:t>
       </w:r>
     </w:p>
     <w:p>
@@ -3632,10 +2616,10 @@
       <w:r>
         <w:lastRenderedPageBreak/>
         <w:drawing>
-          <wp:inline distT="0" distB="0" distL="0" distR="0" wp14:anchorId="34B4492C" wp14:editId="6E7CC6FF">
+          <wp:inline distT="0" distB="0" distL="0" distR="0" wp14:anchorId="1AC121DA" wp14:editId="2805326A">
             <wp:extent cx="3695700" cy="1813560"/>
             <wp:effectExtent l="0" t="0" r="0" b="0"/>
-            <wp:docPr id="1900519282" name="Picture 8" descr="Difference between static and non-static fields access in c#"/>
+            <wp:docPr id="1096792581" name="Picture 8" descr="Difference between static and non-static fields access in c#"/>
             <wp:cNvGraphicFramePr>
               <a:graphicFrameLocks xmlns:a="http://schemas.openxmlformats.org/drawingml/2006/main" noChangeAspect="1"/>
             </wp:cNvGraphicFramePr>
@@ -3718,15 +2702,7 @@
     </w:p>
     <w:p>
       <w:r>
-        <w:t xml:space="preserve">When you run the above </w:t>
-      </w:r>
-      <w:proofErr w:type="spellStart"/>
-      <w:r>
-        <w:t>c#</w:t>
-      </w:r>
-      <w:proofErr w:type="spellEnd"/>
-      <w:r>
-        <w:t xml:space="preserve"> program, you will get the result as shown below.</w:t>
+        <w:t>When you run the above c# program, you will get the result as shown below.</w:t>
       </w:r>
     </w:p>
     <w:p>
@@ -3737,10 +2713,10 @@
     <w:p>
       <w:r>
         <w:drawing>
-          <wp:inline distT="0" distB="0" distL="0" distR="0" wp14:anchorId="0367EA3D" wp14:editId="6D0D8D8C">
+          <wp:inline distT="0" distB="0" distL="0" distR="0" wp14:anchorId="7E3C7AEA" wp14:editId="6F79889C">
             <wp:extent cx="4267200" cy="1394460"/>
             <wp:effectExtent l="0" t="0" r="0" b="0"/>
-            <wp:docPr id="176565574" name="Picture 7" descr="C# Static Keyword Example Result"/>
+            <wp:docPr id="1560268506" name="Picture 7" descr="C# Static Keyword Example Result"/>
             <wp:cNvGraphicFramePr>
               <a:graphicFrameLocks xmlns:a="http://schemas.openxmlformats.org/drawingml/2006/main" noChangeAspect="1"/>
             </wp:cNvGraphicFramePr>
@@ -3793,15 +2769,7 @@
     </w:p>
     <w:p>
       <w:r>
-        <w:t xml:space="preserve">This is how you can use static keyword in our </w:t>
-      </w:r>
-      <w:proofErr w:type="spellStart"/>
-      <w:r>
-        <w:t>c#</w:t>
-      </w:r>
-      <w:proofErr w:type="spellEnd"/>
-      <w:r>
-        <w:t xml:space="preserve"> applications to make a </w:t>
+        <w:t xml:space="preserve">This is how you can use static keyword in our c# applications to make a </w:t>
       </w:r>
       <w:hyperlink r:id="rId25" w:history="1">
         <w:r>
@@ -3829,33 +2797,571 @@
     <w:p/>
     <w:p>
       <w:r>
+        <w:t xml:space="preserve">Counter Example of Static Variables </w:t>
+      </w:r>
+      <w:r>
+        <w:rPr>
+          <w:rFonts w:ascii="Segoe UI Emoji" w:hAnsi="Segoe UI Emoji" w:cs="Segoe UI Emoji"/>
+        </w:rPr>
+        <w:t>👍</w:t>
+      </w:r>
+    </w:p>
+    <w:p>
+      <w:r>
+        <w:t>class counter</w:t>
+      </w:r>
+    </w:p>
+    <w:p>
+      <w:r>
+        <w:t>{</w:t>
+      </w:r>
+    </w:p>
+    <w:p>
+      <w:r>
+        <w:t>    public static int count = 0;</w:t>
+      </w:r>
+    </w:p>
+    <w:p>
+      <w:r>
+        <w:t>    public void increment()</w:t>
+      </w:r>
+    </w:p>
+    <w:p>
+      <w:r>
+        <w:t>    {</w:t>
+      </w:r>
+    </w:p>
+    <w:p>
+      <w:r>
+        <w:t>        count++;</w:t>
+      </w:r>
+    </w:p>
+    <w:p/>
+    <w:p>
+      <w:r>
+        <w:t>    }</w:t>
+      </w:r>
+    </w:p>
+    <w:p>
+      <w:r>
+        <w:lastRenderedPageBreak/>
+        <w:t>}</w:t>
+      </w:r>
+    </w:p>
+    <w:p>
+      <w:r>
+        <w:t>public  class counter1</w:t>
+      </w:r>
+    </w:p>
+    <w:p>
+      <w:r>
+        <w:t>{</w:t>
+      </w:r>
+    </w:p>
+    <w:p>
+      <w:r>
+        <w:t>    public static void Main(String[] args)</w:t>
+      </w:r>
+    </w:p>
+    <w:p>
+      <w:r>
+        <w:t>    {</w:t>
+      </w:r>
+    </w:p>
+    <w:p>
+      <w:r>
+        <w:t>        counter c = new counter();</w:t>
+      </w:r>
+    </w:p>
+    <w:p>
+      <w:r>
+        <w:t>        counter c1 = new counter();</w:t>
+      </w:r>
+    </w:p>
+    <w:p>
+      <w:r>
+        <w:t>        c.increment();</w:t>
+      </w:r>
+    </w:p>
+    <w:p>
+      <w:r>
+        <w:t>        // c1.increment();</w:t>
+      </w:r>
+    </w:p>
+    <w:p>
+      <w:r>
+        <w:t>        Console.Write(counter.count);</w:t>
+      </w:r>
+    </w:p>
+    <w:p>
+      <w:r>
+        <w:t>    } </w:t>
+      </w:r>
+    </w:p>
+    <w:p>
+      <w:r>
+        <w:t>}</w:t>
+      </w:r>
+    </w:p>
+    <w:p>
+      <w:r>
+        <w:br/>
+      </w:r>
+    </w:p>
+    <w:p>
+      <w:r>
         <w:rPr>
           <w:b/>
           <w:bCs/>
           <w:u w:val="single"/>
         </w:rPr>
-        <w:t xml:space="preserve">Static Method </w:t>
-      </w:r>
-      <w:proofErr w:type="gramStart"/>
+        <w:t>Static Method And Static Variable Program</w:t>
+      </w:r>
+    </w:p>
+    <w:p/>
+    <w:p>
+      <w:r>
+        <w:t>class Program</w:t>
+      </w:r>
+    </w:p>
+    <w:p>
+      <w:r>
+        <w:t>        {</w:t>
+      </w:r>
+    </w:p>
+    <w:p>
+      <w:r>
+        <w:t>            static int a;</w:t>
+      </w:r>
+    </w:p>
+    <w:p>
+      <w:r>
+        <w:t>            int b, c;</w:t>
+      </w:r>
+    </w:p>
+    <w:p>
+      <w:r>
+        <w:t>            static void Square()</w:t>
+      </w:r>
+    </w:p>
+    <w:p/>
+    <w:p>
+      <w:r>
+        <w:t>            {</w:t>
+      </w:r>
+    </w:p>
+    <w:p>
+      <w:r>
+        <w:t>                Console.WriteLine("enter no");</w:t>
+      </w:r>
+    </w:p>
+    <w:p>
+      <w:r>
+        <w:t>                a = Convert.ToInt32(Console.ReadLine());</w:t>
+      </w:r>
+    </w:p>
+    <w:p>
+      <w:r>
+        <w:t>                Console.WriteLine("print " + a);</w:t>
+      </w:r>
+    </w:p>
+    <w:p>
+      <w:r>
+        <w:t>            }</w:t>
+      </w:r>
+    </w:p>
+    <w:p>
+      <w:r>
+        <w:t>         public void Square1()</w:t>
+      </w:r>
+    </w:p>
+    <w:p/>
+    <w:p>
+      <w:r>
+        <w:t>            {</w:t>
+      </w:r>
+    </w:p>
+    <w:p>
+      <w:r>
+        <w:t>                Console.WriteLine("enter no");</w:t>
+      </w:r>
+    </w:p>
+    <w:p>
+      <w:r>
+        <w:lastRenderedPageBreak/>
+        <w:t>                b= Convert.ToInt32(Console.ReadLine());</w:t>
+      </w:r>
+    </w:p>
+    <w:p>
+      <w:r>
+        <w:t>                Console.WriteLine("print " + b);</w:t>
+      </w:r>
+    </w:p>
+    <w:p>
+      <w:r>
+        <w:t>            }</w:t>
+      </w:r>
+    </w:p>
+    <w:p>
+      <w:r>
+        <w:t>            static void Main(string[] args)</w:t>
+      </w:r>
+    </w:p>
+    <w:p>
+      <w:r>
+        <w:t>            {</w:t>
+      </w:r>
+    </w:p>
+    <w:p>
+      <w:r>
+        <w:t>                Program p = new Program();</w:t>
+      </w:r>
+    </w:p>
+    <w:p>
+      <w:r>
+        <w:t>                //int num1 = 5;</w:t>
+      </w:r>
+    </w:p>
+    <w:p>
+      <w:r>
+        <w:t>                //int num2 = 10;</w:t>
+      </w:r>
+    </w:p>
+    <w:p>
+      <w:r>
+        <w:t>                //  Console.WriteLine(num1 + " " + num2);</w:t>
+      </w:r>
+    </w:p>
+    <w:p>
+      <w:r>
+        <w:t>                Square();</w:t>
+      </w:r>
+    </w:p>
+    <w:p>
+      <w:r>
+        <w:t>                p.Square1();</w:t>
+      </w:r>
+    </w:p>
+    <w:p>
+      <w:r>
+        <w:t>               // Console.WriteLine(num1 + " " + num2);</w:t>
+      </w:r>
+    </w:p>
+    <w:p>
+      <w:r>
+        <w:t>                Console.WriteLine("Press Enter Key to Exit..");</w:t>
+      </w:r>
+    </w:p>
+    <w:p>
+      <w:r>
+        <w:t>                Console.ReadLine();</w:t>
+      </w:r>
+    </w:p>
+    <w:p>
+      <w:r>
+        <w:t>            }</w:t>
+      </w:r>
+    </w:p>
+    <w:p>
+      <w:r>
+        <w:t>        }</w:t>
+      </w:r>
+    </w:p>
+    <w:p>
+      <w:r>
+        <w:t>    }</w:t>
+      </w:r>
+    </w:p>
+    <w:p>
+      <w:r>
+        <w:t>}</w:t>
+      </w:r>
+    </w:p>
+    <w:p/>
+    <w:p>
       <w:r>
         <w:rPr>
           <w:b/>
           <w:bCs/>
           <w:u w:val="single"/>
         </w:rPr>
-        <w:t>And</w:t>
-      </w:r>
-      <w:proofErr w:type="gramEnd"/>
-      <w:r>
-        <w:rPr>
+        <w:t xml:space="preserve">Array declaration </w:t>
+      </w:r>
+      <w:r>
+        <w:rPr>
+          <w:rFonts w:ascii="Segoe UI Emoji" w:hAnsi="Segoe UI Emoji" w:cs="Segoe UI Emoji"/>
           <w:b/>
           <w:bCs/>
           <w:u w:val="single"/>
         </w:rPr>
-        <w:t xml:space="preserve"> Static Variable Program</w:t>
-      </w:r>
-    </w:p>
-    <w:p/>
+        <w:t>👍</w:t>
+      </w:r>
+    </w:p>
+    <w:p/>
+    <w:p>
+      <w:r>
+        <w:t>class program</w:t>
+      </w:r>
+    </w:p>
+    <w:p>
+      <w:r>
+        <w:t>{</w:t>
+      </w:r>
+    </w:p>
+    <w:p>
+      <w:r>
+        <w:t>    static void Main()</w:t>
+      </w:r>
+    </w:p>
+    <w:p>
+      <w:r>
+        <w:t>    {</w:t>
+      </w:r>
+    </w:p>
+    <w:p>
+      <w:r>
+        <w:t>        int[] values = new int[5];</w:t>
+      </w:r>
+    </w:p>
+    <w:p>
+      <w:r>
+        <w:t>        values[0] = 1;</w:t>
+      </w:r>
+    </w:p>
+    <w:p>
+      <w:r>
+        <w:t>        values[1] = 2;</w:t>
+      </w:r>
+    </w:p>
+    <w:p>
+      <w:r>
+        <w:t>        values[2] = 3;</w:t>
+      </w:r>
+    </w:p>
+    <w:p>
+      <w:r>
+        <w:t>        values[3] = 4;</w:t>
+      </w:r>
+    </w:p>
+    <w:p>
+      <w:r>
+        <w:t>        values[4] = 5;</w:t>
+      </w:r>
+    </w:p>
+    <w:p>
+      <w:r>
+        <w:lastRenderedPageBreak/>
+        <w:t>        Console.Write(values);</w:t>
+      </w:r>
+    </w:p>
+    <w:p>
+      <w:r>
+        <w:t>    }</w:t>
+      </w:r>
+    </w:p>
+    <w:p>
+      <w:r>
+        <w:t>}</w:t>
+      </w:r>
+    </w:p>
+    <w:p>
+      <w:r>
+        <w:rPr>
+          <w:b/>
+          <w:bCs/>
+          <w:u w:val="single"/>
+        </w:rPr>
+        <w:t xml:space="preserve">Multi Dimensional Array example </w:t>
+      </w:r>
+      <w:r>
+        <w:rPr>
+          <w:rFonts w:ascii="Segoe UI Emoji" w:hAnsi="Segoe UI Emoji" w:cs="Segoe UI Emoji"/>
+          <w:b/>
+          <w:bCs/>
+          <w:u w:val="single"/>
+        </w:rPr>
+        <w:t>👍</w:t>
+      </w:r>
+    </w:p>
+    <w:p/>
+    <w:p>
+      <w:r>
+        <w:t>class program</w:t>
+      </w:r>
+    </w:p>
+    <w:p>
+      <w:r>
+        <w:t>{</w:t>
+      </w:r>
+    </w:p>
+    <w:p>
+      <w:r>
+        <w:t>    static void Main()</w:t>
+      </w:r>
+    </w:p>
+    <w:p>
+      <w:r>
+        <w:t>    {</w:t>
+      </w:r>
+    </w:p>
+    <w:p>
+      <w:r>
+        <w:t>        int[,] a = { { 1, 2, 3 }, { 4, 5, 6 } };</w:t>
+      </w:r>
+    </w:p>
+    <w:p>
+      <w:r>
+        <w:t>        </w:t>
+      </w:r>
+    </w:p>
+    <w:p>
+      <w:r>
+        <w:t>        for(int i=0;i&lt;a.GetLength(0);i++)</w:t>
+      </w:r>
+    </w:p>
+    <w:p>
+      <w:r>
+        <w:t>        {</w:t>
+      </w:r>
+    </w:p>
+    <w:p>
+      <w:r>
+        <w:t>            for(int m=0;m&lt;a.GetLength(1);m++)</w:t>
+      </w:r>
+    </w:p>
+    <w:p/>
+    <w:p>
+      <w:r>
+        <w:t>            {</w:t>
+      </w:r>
+    </w:p>
+    <w:p>
+      <w:r>
+        <w:t>                Console.WriteLine(a[i,m]  + "");</w:t>
+      </w:r>
+    </w:p>
+    <w:p>
+      <w:r>
+        <w:t>            }</w:t>
+      </w:r>
+    </w:p>
+    <w:p>
+      <w:r>
+        <w:t>            Console.WriteLine();</w:t>
+      </w:r>
+    </w:p>
+    <w:p/>
+    <w:p>
+      <w:r>
+        <w:t>        }</w:t>
+      </w:r>
+    </w:p>
+    <w:p>
+      <w:r>
+        <w:t>    }</w:t>
+      </w:r>
+    </w:p>
+    <w:p>
+      <w:r>
+        <w:t>}</w:t>
+      </w:r>
+    </w:p>
+    <w:p/>
+    <w:p>
+      <w:r>
+        <w:rPr>
+          <w:b/>
+          <w:bCs/>
+          <w:u w:val="single"/>
+        </w:rPr>
+        <w:t xml:space="preserve">String Array declaration </w:t>
+      </w:r>
+      <w:r>
+        <w:rPr>
+          <w:rFonts w:ascii="Segoe UI Emoji" w:hAnsi="Segoe UI Emoji" w:cs="Segoe UI Emoji"/>
+          <w:b/>
+          <w:bCs/>
+          <w:u w:val="single"/>
+        </w:rPr>
+        <w:t>👍</w:t>
+      </w:r>
+    </w:p>
+    <w:p>
+      <w:r>
+        <w:t>class program</w:t>
+      </w:r>
+    </w:p>
+    <w:p>
+      <w:r>
+        <w:t>{</w:t>
+      </w:r>
+    </w:p>
+    <w:p>
+      <w:r>
+        <w:t>    static void Main()</w:t>
+      </w:r>
+    </w:p>
+    <w:p>
+      <w:r>
+        <w:t>    {</w:t>
+      </w:r>
+    </w:p>
+    <w:p>
+      <w:r>
+        <w:t>        string[] names = { "deepti", "anitha", "Rohan" };</w:t>
+      </w:r>
+    </w:p>
+    <w:p>
+      <w:r>
+        <w:t>       foreach (string name in names)</w:t>
+      </w:r>
+    </w:p>
+    <w:p>
+      <w:r>
+        <w:lastRenderedPageBreak/>
+        <w:t>        {</w:t>
+      </w:r>
+    </w:p>
+    <w:p>
+      <w:r>
+        <w:t>            Console.WriteLine(name);</w:t>
+      </w:r>
+    </w:p>
+    <w:p>
+      <w:r>
+        <w:t>        }</w:t>
+      </w:r>
+    </w:p>
+    <w:p>
+      <w:r>
+        <w:t>       </w:t>
+      </w:r>
+    </w:p>
+    <w:p>
+      <w:r>
+        <w:t>    }</w:t>
+      </w:r>
+    </w:p>
+    <w:p>
+      <w:r>
+        <w:t>}</w:t>
+      </w:r>
+    </w:p>
+    <w:p>
+      <w:r>
+        <w:br/>
+      </w:r>
+    </w:p>
+    <w:p>
+      <w:r>
+        <w:rPr>
+          <w:b/>
+          <w:bCs/>
+          <w:u w:val="single"/>
+        </w:rPr>
+        <w:t>Array Example</w:t>
+      </w:r>
+    </w:p>
     <w:p>
       <w:r>
         <w:t>class Program</w:t>
@@ -3863,33 +3369,89 @@
     </w:p>
     <w:p>
       <w:r>
+        <w:t>{</w:t>
+      </w:r>
+    </w:p>
+    <w:p>
+      <w:r>
+        <w:t>    </w:t>
+      </w:r>
+    </w:p>
+    <w:p>
+      <w:r>
+        <w:t>static void Main(string[] args)</w:t>
+      </w:r>
+    </w:p>
+    <w:p>
+      <w:r>
+        <w:t>    {</w:t>
+      </w:r>
+    </w:p>
+    <w:p>
+      <w:r>
+        <w:t>            int[] age = { 12, 20, 30 };</w:t>
+      </w:r>
+    </w:p>
+    <w:p>
+      <w:r>
+        <w:t>            Console.WriteLine("old value at index 0" + age[0]);</w:t>
+      </w:r>
+    </w:p>
+    <w:p/>
+    <w:p>
+      <w:r>
+        <w:t>            age[0] = 21;</w:t>
+      </w:r>
+    </w:p>
+    <w:p>
+      <w:r>
+        <w:t>            Console.WriteLine("New value at index 0" + age[0]);</w:t>
+      </w:r>
+    </w:p>
+    <w:p>
+      <w:r>
+        <w:br/>
+      </w:r>
+    </w:p>
+    <w:p>
+      <w:r>
+        <w:rPr>
+          <w:b/>
+          <w:bCs/>
+          <w:u w:val="single"/>
+        </w:rPr>
+        <w:t>Array with Static function</w:t>
+      </w:r>
+      <w:r>
+        <w:t> </w:t>
+      </w:r>
+    </w:p>
+    <w:p/>
+    <w:p>
+      <w:r>
+        <w:t> class Program</w:t>
+      </w:r>
+    </w:p>
+    <w:p>
+      <w:r>
+        <w:t>    {</w:t>
+      </w:r>
+    </w:p>
+    <w:p>
+      <w:r>
+        <w:t>        public static void print(int []ar)</w:t>
+      </w:r>
+    </w:p>
+    <w:p>
+      <w:r>
         <w:t>        {</w:t>
       </w:r>
     </w:p>
     <w:p>
       <w:r>
-        <w:t>            static int a;</w:t>
-      </w:r>
-    </w:p>
-    <w:p>
-      <w:r>
-        <w:t>            int b, c;</w:t>
-      </w:r>
-    </w:p>
-    <w:p>
-      <w:r>
-        <w:t xml:space="preserve">            static void </w:t>
-      </w:r>
-      <w:proofErr w:type="gramStart"/>
-      <w:r>
-        <w:t>Square(</w:t>
-      </w:r>
-      <w:proofErr w:type="gramEnd"/>
-      <w:r>
-        <w:t>)</w:t>
-      </w:r>
-    </w:p>
-    <w:p/>
+        <w:t>            for(int a=0;a&lt;ar.Length;a++)</w:t>
+      </w:r>
+    </w:p>
     <w:p>
       <w:r>
         <w:t>            {</w:t>
@@ -3897,42 +3459,145 @@
     </w:p>
     <w:p>
       <w:r>
+        <w:t>                Console.WriteLine(ar[a]);</w:t>
+      </w:r>
+    </w:p>
+    <w:p>
+      <w:r>
+        <w:t>            }</w:t>
+      </w:r>
+    </w:p>
+    <w:p/>
+    <w:p>
+      <w:r>
         <w:lastRenderedPageBreak/>
-        <w:t>                </w:t>
-      </w:r>
-      <w:proofErr w:type="spellStart"/>
-      <w:r>
-        <w:t>Console.WriteLine</w:t>
-      </w:r>
-      <w:proofErr w:type="spellEnd"/>
-      <w:r>
-        <w:t>("enter no");</w:t>
-      </w:r>
-    </w:p>
-    <w:p>
-      <w:r>
-        <w:t>                a = Convert.ToInt32(</w:t>
-      </w:r>
-      <w:proofErr w:type="spellStart"/>
-      <w:r>
-        <w:t>Console.ReadLine</w:t>
-      </w:r>
-      <w:proofErr w:type="spellEnd"/>
-      <w:r>
-        <w:t>());</w:t>
-      </w:r>
-    </w:p>
-    <w:p>
-      <w:r>
-        <w:t>                </w:t>
-      </w:r>
-      <w:proofErr w:type="spellStart"/>
-      <w:r>
-        <w:t>Console.WriteLine</w:t>
-      </w:r>
-      <w:proofErr w:type="spellEnd"/>
-      <w:r>
-        <w:t>("print " + a);</w:t>
+        <w:t>        }</w:t>
+      </w:r>
+    </w:p>
+    <w:p>
+      <w:r>
+        <w:br/>
+      </w:r>
+      <w:r>
+        <w:br/>
+      </w:r>
+    </w:p>
+    <w:p>
+      <w:r>
+        <w:t>        static void Main(string[] args)</w:t>
+      </w:r>
+    </w:p>
+    <w:p>
+      <w:r>
+        <w:t>        {</w:t>
+      </w:r>
+    </w:p>
+    <w:p>
+      <w:r>
+        <w:t>            int[] ar1 = { 10, 20, 30, 40, 50 };</w:t>
+      </w:r>
+    </w:p>
+    <w:p>
+      <w:r>
+        <w:t>            int[] ar2 = { 100, 200, 400, 500 };</w:t>
+      </w:r>
+    </w:p>
+    <w:p>
+      <w:r>
+        <w:t>            //ar[0] = 1;</w:t>
+      </w:r>
+    </w:p>
+    <w:p>
+      <w:r>
+        <w:t>            //ar[1] = 2;</w:t>
+      </w:r>
+    </w:p>
+    <w:p>
+      <w:r>
+        <w:t>            print(ar1);</w:t>
+      </w:r>
+    </w:p>
+    <w:p>
+      <w:r>
+        <w:t>            print(ar2);</w:t>
+      </w:r>
+    </w:p>
+    <w:p/>
+    <w:p>
+      <w:r>
+        <w:t>        }</w:t>
+      </w:r>
+    </w:p>
+    <w:p/>
+    <w:p>
+      <w:r>
+        <w:t>    }</w:t>
+      </w:r>
+    </w:p>
+    <w:p>
+      <w:r>
+        <w:t>}</w:t>
+      </w:r>
+    </w:p>
+    <w:p/>
+    <w:p>
+      <w:r>
+        <w:rPr>
+          <w:b/>
+          <w:bCs/>
+          <w:u w:val="single"/>
+        </w:rPr>
+        <w:t>Array With ForEach Loop</w:t>
+      </w:r>
+    </w:p>
+    <w:p>
+      <w:r>
+        <w:t>class Program</w:t>
+      </w:r>
+    </w:p>
+    <w:p>
+      <w:r>
+        <w:t>{</w:t>
+      </w:r>
+    </w:p>
+    <w:p>
+      <w:r>
+        <w:t>    </w:t>
+      </w:r>
+    </w:p>
+    <w:p>
+      <w:r>
+        <w:t>static void Main(string[] args)</w:t>
+      </w:r>
+    </w:p>
+    <w:p>
+      <w:r>
+        <w:t>    {</w:t>
+      </w:r>
+    </w:p>
+    <w:p>
+      <w:r>
+        <w:t>            int[] age = { 12, 20, 30 };</w:t>
+      </w:r>
+    </w:p>
+    <w:p>
+      <w:r>
+        <w:t>            </w:t>
+      </w:r>
+    </w:p>
+    <w:p>
+      <w:r>
+        <w:t>           foreach(int n in age)</w:t>
+      </w:r>
+    </w:p>
+    <w:p>
+      <w:r>
+        <w:t>            {</w:t>
+      </w:r>
+    </w:p>
+    <w:p>
+      <w:r>
+        <w:t>                Console.WriteLine(n);</w:t>
       </w:r>
     </w:p>
     <w:p>
@@ -3942,10 +3607,50 @@
     </w:p>
     <w:p>
       <w:r>
-        <w:t>         public void Square1()</w:t>
-      </w:r>
-    </w:p>
-    <w:p/>
+        <w:br/>
+      </w:r>
+    </w:p>
+    <w:p>
+      <w:r>
+        <w:rPr>
+          <w:b/>
+          <w:bCs/>
+          <w:u w:val="single"/>
+        </w:rPr>
+        <w:lastRenderedPageBreak/>
+        <w:t>Find the minimum element from the array</w:t>
+      </w:r>
+    </w:p>
+    <w:p>
+      <w:r>
+        <w:t>   class Program</w:t>
+      </w:r>
+    </w:p>
+    <w:p>
+      <w:r>
+        <w:t>    {</w:t>
+      </w:r>
+    </w:p>
+    <w:p>
+      <w:r>
+        <w:t>        public static void print(int []ar)</w:t>
+      </w:r>
+    </w:p>
+    <w:p>
+      <w:r>
+        <w:t>        {</w:t>
+      </w:r>
+    </w:p>
+    <w:p>
+      <w:r>
+        <w:t>            int m = ar[0];</w:t>
+      </w:r>
+    </w:p>
+    <w:p>
+      <w:r>
+        <w:t>            for (int a = 0; a &lt; ar.Length; a++)</w:t>
+      </w:r>
+    </w:p>
     <w:p>
       <w:r>
         <w:t>            {</w:t>
@@ -3953,41 +3658,22 @@
     </w:p>
     <w:p>
       <w:r>
-        <w:t>                </w:t>
-      </w:r>
-      <w:proofErr w:type="spellStart"/>
-      <w:r>
-        <w:t>Console.WriteLine</w:t>
-      </w:r>
-      <w:proofErr w:type="spellEnd"/>
-      <w:r>
-        <w:t>("enter no");</w:t>
-      </w:r>
-    </w:p>
-    <w:p>
-      <w:r>
-        <w:t>                b= Convert.ToInt32(</w:t>
-      </w:r>
-      <w:proofErr w:type="spellStart"/>
-      <w:r>
-        <w:t>Console.ReadLine</w:t>
-      </w:r>
-      <w:proofErr w:type="spellEnd"/>
-      <w:r>
-        <w:t>());</w:t>
-      </w:r>
-    </w:p>
-    <w:p>
-      <w:r>
-        <w:t>                </w:t>
-      </w:r>
-      <w:proofErr w:type="spellStart"/>
-      <w:r>
-        <w:t>Console.WriteLine</w:t>
-      </w:r>
-      <w:proofErr w:type="spellEnd"/>
-      <w:r>
-        <w:t>("print " + b);</w:t>
+        <w:t>                if (m &gt; ar[a])</w:t>
+      </w:r>
+    </w:p>
+    <w:p>
+      <w:r>
+        <w:t>                {</w:t>
+      </w:r>
+    </w:p>
+    <w:p>
+      <w:r>
+        <w:t>                    m = ar[a];</w:t>
+      </w:r>
+    </w:p>
+    <w:p>
+      <w:r>
+        <w:t>                }</w:t>
       </w:r>
     </w:p>
     <w:p>
@@ -3997,23 +3683,149 @@
     </w:p>
     <w:p>
       <w:r>
-        <w:t>            static void Main(</w:t>
-      </w:r>
-      <w:proofErr w:type="gramStart"/>
-      <w:r>
-        <w:t>string[</w:t>
-      </w:r>
-      <w:proofErr w:type="gramEnd"/>
-      <w:r>
-        <w:t xml:space="preserve">] </w:t>
-      </w:r>
-      <w:proofErr w:type="spellStart"/>
-      <w:r>
-        <w:t>args</w:t>
-      </w:r>
-      <w:proofErr w:type="spellEnd"/>
-      <w:r>
-        <w:t>)</w:t>
+        <w:t>                Console.WriteLine("minimum element is "+m);</w:t>
+      </w:r>
+    </w:p>
+    <w:p>
+      <w:r>
+        <w:t>            }</w:t>
+      </w:r>
+    </w:p>
+    <w:p/>
+    <w:p>
+      <w:r>
+        <w:t>        </w:t>
+      </w:r>
+    </w:p>
+    <w:p>
+      <w:r>
+        <w:t>static void Main(string[] args)</w:t>
+      </w:r>
+    </w:p>
+    <w:p>
+      <w:r>
+        <w:t>        {</w:t>
+      </w:r>
+    </w:p>
+    <w:p>
+      <w:r>
+        <w:t>            int[] ar1 = { 10, 20, 30, 40, 50 };</w:t>
+      </w:r>
+    </w:p>
+    <w:p>
+      <w:r>
+        <w:t>            int[] ar2 = { 100, 200, 400, 500 };</w:t>
+      </w:r>
+    </w:p>
+    <w:p>
+      <w:r>
+        <w:t>            //ar[0] = 1;</w:t>
+      </w:r>
+    </w:p>
+    <w:p>
+      <w:r>
+        <w:t>            //ar[1] = 2;</w:t>
+      </w:r>
+    </w:p>
+    <w:p>
+      <w:r>
+        <w:t>            print(ar1);</w:t>
+      </w:r>
+    </w:p>
+    <w:p>
+      <w:r>
+        <w:t>            print(ar2);</w:t>
+      </w:r>
+    </w:p>
+    <w:p/>
+    <w:p>
+      <w:r>
+        <w:t>        }</w:t>
+      </w:r>
+    </w:p>
+    <w:p/>
+    <w:p>
+      <w:r>
+        <w:t>    }</w:t>
+      </w:r>
+    </w:p>
+    <w:p>
+      <w:r>
+        <w:t>}</w:t>
+      </w:r>
+    </w:p>
+    <w:p>
+      <w:r>
+        <w:t>               </w:t>
+      </w:r>
+    </w:p>
+    <w:p>
+      <w:r>
+        <w:rPr>
+          <w:b/>
+          <w:bCs/>
+          <w:u w:val="single"/>
+        </w:rPr>
+        <w:lastRenderedPageBreak/>
+        <w:t>Multidimensional array</w:t>
+      </w:r>
+    </w:p>
+    <w:p/>
+    <w:p>
+      <w:r>
+        <w:t> class Program</w:t>
+      </w:r>
+    </w:p>
+    <w:p>
+      <w:r>
+        <w:t>    {</w:t>
+      </w:r>
+    </w:p>
+    <w:p>
+      <w:r>
+        <w:t>        </w:t>
+      </w:r>
+    </w:p>
+    <w:p/>
+    <w:p>
+      <w:r>
+        <w:t>        </w:t>
+      </w:r>
+    </w:p>
+    <w:p>
+      <w:r>
+        <w:t>static void Main(string[] args)</w:t>
+      </w:r>
+    </w:p>
+    <w:p>
+      <w:r>
+        <w:t>        {</w:t>
+      </w:r>
+    </w:p>
+    <w:p/>
+    <w:p>
+      <w:r>
+        <w:t>            int[,] arr = new int[2, 2];</w:t>
+      </w:r>
+    </w:p>
+    <w:p>
+      <w:r>
+        <w:t>            arr[0, 1] = 10;</w:t>
+      </w:r>
+    </w:p>
+    <w:p>
+      <w:r>
+        <w:t>            arr[1, 0] = 20;</w:t>
+      </w:r>
+    </w:p>
+    <w:p>
+      <w:r>
+        <w:t>         //   arr[2, 3] = 30;</w:t>
+      </w:r>
+    </w:p>
+    <w:p>
+      <w:r>
+        <w:t>            for(int i=0;i&lt;2;i++)</w:t>
       </w:r>
     </w:p>
     <w:p>
@@ -4023,116 +3835,22 @@
     </w:p>
     <w:p>
       <w:r>
-        <w:t xml:space="preserve">                Program p = new </w:t>
-      </w:r>
-      <w:proofErr w:type="gramStart"/>
-      <w:r>
-        <w:t>Program(</w:t>
-      </w:r>
-      <w:proofErr w:type="gramEnd"/>
-      <w:r>
-        <w:t>);</w:t>
-      </w:r>
-    </w:p>
-    <w:p>
-      <w:r>
-        <w:t>                //int num1 = 5;</w:t>
-      </w:r>
-    </w:p>
-    <w:p>
-      <w:r>
-        <w:t>                //int num2 = 10;</w:t>
-      </w:r>
-    </w:p>
-    <w:p>
-      <w:r>
-        <w:t>                /</w:t>
-      </w:r>
-      <w:proofErr w:type="gramStart"/>
-      <w:r>
-        <w:t xml:space="preserve">/  </w:t>
-      </w:r>
-      <w:proofErr w:type="spellStart"/>
-      <w:r>
-        <w:t>Console.WriteLine</w:t>
-      </w:r>
-      <w:proofErr w:type="spellEnd"/>
-      <w:proofErr w:type="gramEnd"/>
-      <w:r>
-        <w:t>(num1 + " " + num2);</w:t>
-      </w:r>
-    </w:p>
-    <w:p>
-      <w:r>
-        <w:t>                </w:t>
-      </w:r>
-      <w:proofErr w:type="gramStart"/>
-      <w:r>
-        <w:t>Square(</w:t>
-      </w:r>
-      <w:proofErr w:type="gramEnd"/>
-      <w:r>
-        <w:t>);</w:t>
-      </w:r>
-    </w:p>
-    <w:p>
-      <w:r>
-        <w:t>                </w:t>
-      </w:r>
-      <w:proofErr w:type="gramStart"/>
-      <w:r>
-        <w:t>p.Square</w:t>
-      </w:r>
-      <w:proofErr w:type="gramEnd"/>
-      <w:r>
-        <w:t>1();</w:t>
-      </w:r>
-    </w:p>
-    <w:p>
-      <w:r>
-        <w:t xml:space="preserve">               // </w:t>
-      </w:r>
-      <w:proofErr w:type="spellStart"/>
-      <w:r>
-        <w:t>Console.WriteLine</w:t>
-      </w:r>
-      <w:proofErr w:type="spellEnd"/>
-      <w:r>
-        <w:t>(num1 + " " + num2);</w:t>
-      </w:r>
-    </w:p>
-    <w:p>
-      <w:r>
-        <w:t>                </w:t>
-      </w:r>
-      <w:proofErr w:type="spellStart"/>
-      <w:r>
-        <w:t>Console.WriteLine</w:t>
-      </w:r>
-      <w:proofErr w:type="spellEnd"/>
-      <w:r>
-        <w:t xml:space="preserve">("Press Enter Key to </w:t>
-      </w:r>
-      <w:proofErr w:type="gramStart"/>
-      <w:r>
-        <w:t>Exit..</w:t>
-      </w:r>
-      <w:proofErr w:type="gramEnd"/>
-      <w:r>
-        <w:t>");</w:t>
-      </w:r>
-    </w:p>
-    <w:p>
-      <w:r>
-        <w:t>                </w:t>
-      </w:r>
-      <w:proofErr w:type="spellStart"/>
-      <w:r>
-        <w:t>Console.ReadLine</w:t>
-      </w:r>
-      <w:proofErr w:type="spellEnd"/>
-      <w:r>
-        <w:t>();</w:t>
+        <w:t>                for(int j=0;j&lt;2;j++)</w:t>
+      </w:r>
+    </w:p>
+    <w:p>
+      <w:r>
+        <w:t>                {</w:t>
+      </w:r>
+    </w:p>
+    <w:p>
+      <w:r>
+        <w:t>                    Console.WriteLine(arr[i, j] + "");</w:t>
+      </w:r>
+    </w:p>
+    <w:p>
+      <w:r>
+        <w:t>                }</w:t>
       </w:r>
     </w:p>
     <w:p>
@@ -4140,6 +3858,7 @@
         <w:t>            }</w:t>
       </w:r>
     </w:p>
+    <w:p/>
     <w:p>
       <w:r>
         <w:t>        }</w:t>
@@ -4147,6 +3866,165 @@
     </w:p>
     <w:p>
       <w:r>
+        <w:br/>
+      </w:r>
+      <w:r>
+        <w:br/>
+      </w:r>
+    </w:p>
+    <w:p>
+      <w:r>
+        <w:rPr>
+          <w:b/>
+          <w:bCs/>
+          <w:u w:val="single"/>
+        </w:rPr>
+        <w:t>MultiDimensional Array</w:t>
+      </w:r>
+    </w:p>
+    <w:p/>
+    <w:p>
+      <w:r>
+        <w:t>class Program</w:t>
+      </w:r>
+    </w:p>
+    <w:p>
+      <w:r>
+        <w:t>    {</w:t>
+      </w:r>
+    </w:p>
+    <w:p/>
+    <w:p>
+      <w:r>
+        <w:t> static void Main(string[] args)</w:t>
+      </w:r>
+    </w:p>
+    <w:p>
+      <w:r>
+        <w:lastRenderedPageBreak/>
+        <w:t>        {</w:t>
+      </w:r>
+    </w:p>
+    <w:p>
+      <w:r>
+        <w:t>            int[,] number = new int[4, 4];</w:t>
+      </w:r>
+    </w:p>
+    <w:p>
+      <w:r>
+        <w:t>            int a = 0;</w:t>
+      </w:r>
+    </w:p>
+    <w:p>
+      <w:r>
+        <w:t>            foreach (int i in number)</w:t>
+      </w:r>
+    </w:p>
+    <w:p>
+      <w:r>
+        <w:t>            {</w:t>
+      </w:r>
+    </w:p>
+    <w:p>
+      <w:r>
+        <w:t>                Console.WriteLine(i + "");</w:t>
+      </w:r>
+    </w:p>
+    <w:p>
+      <w:r>
+        <w:t>            }</w:t>
+      </w:r>
+    </w:p>
+    <w:p>
+      <w:r>
+        <w:t>            Console.WriteLine("\n");</w:t>
+      </w:r>
+    </w:p>
+    <w:p/>
+    <w:p>
+      <w:r>
+        <w:t>            for (int i = 0; i &lt; number.GetLength(0); i++)</w:t>
+      </w:r>
+    </w:p>
+    <w:p>
+      <w:r>
+        <w:t>            {</w:t>
+      </w:r>
+    </w:p>
+    <w:p>
+      <w:r>
+        <w:t>                for (int j = 0; j &lt; number.GetLength(1); j++)</w:t>
+      </w:r>
+    </w:p>
+    <w:p>
+      <w:r>
+        <w:t>                {</w:t>
+      </w:r>
+    </w:p>
+    <w:p>
+      <w:r>
+        <w:t>                    a += 5;</w:t>
+      </w:r>
+    </w:p>
+    <w:p>
+      <w:r>
+        <w:t>                    number[i, j] = a;</w:t>
+      </w:r>
+    </w:p>
+    <w:p>
+      <w:r>
+        <w:t>                }</w:t>
+      </w:r>
+    </w:p>
+    <w:p>
+      <w:r>
+        <w:t>            }</w:t>
+      </w:r>
+    </w:p>
+    <w:p>
+      <w:r>
+        <w:t>            for (int i = 0; i &lt; number.GetLength(0); i++)</w:t>
+      </w:r>
+    </w:p>
+    <w:p>
+      <w:r>
+        <w:t>            {</w:t>
+      </w:r>
+    </w:p>
+    <w:p>
+      <w:r>
+        <w:t>                for (int j = 0; j &lt; number.GetLength(1); j++)</w:t>
+      </w:r>
+    </w:p>
+    <w:p>
+      <w:r>
+        <w:t>                {</w:t>
+      </w:r>
+    </w:p>
+    <w:p>
+      <w:r>
+        <w:t>                    Console.WriteLine(number[i,j] + " ");</w:t>
+      </w:r>
+    </w:p>
+    <w:p/>
+    <w:p>
+      <w:r>
+        <w:t>                }</w:t>
+      </w:r>
+    </w:p>
+    <w:p>
+      <w:r>
+        <w:t>            }</w:t>
+      </w:r>
+    </w:p>
+    <w:p/>
+    <w:p>
+      <w:r>
+        <w:t>        }</w:t>
+      </w:r>
+    </w:p>
+    <w:p>
+      <w:r>
         <w:t>    }</w:t>
       </w:r>
     </w:p>
@@ -4155,7 +4033,20 @@
         <w:t>}</w:t>
       </w:r>
     </w:p>
-    <w:p/>
+    <w:p>
+      <w:r>
+        <w:t>        </w:t>
+      </w:r>
+    </w:p>
+    <w:p>
+      <w:r>
+        <w:lastRenderedPageBreak/>
+        <w:br/>
+      </w:r>
+      <w:r>
+        <w:br/>
+      </w:r>
+    </w:p>
     <w:p>
       <w:r>
         <w:rPr>
@@ -4163,1904 +4054,128 @@
           <w:bCs/>
           <w:u w:val="single"/>
         </w:rPr>
-        <w:t>Array Example</w:t>
-      </w:r>
-    </w:p>
-    <w:p>
-      <w:r>
-        <w:t>class Program</w:t>
-      </w:r>
-    </w:p>
-    <w:p>
-      <w:r>
-        <w:t>{</w:t>
-      </w:r>
-    </w:p>
-    <w:p>
-      <w:r>
-        <w:t>    </w:t>
+        <w:t>JAGGED ARRAY Example</w:t>
+      </w:r>
+    </w:p>
+    <w:p/>
+    <w:p>
+      <w:r>
+        <w:t> class Program</w:t>
+      </w:r>
+    </w:p>
+    <w:p>
+      <w:r>
+        <w:t>    {</w:t>
+      </w:r>
+    </w:p>
+    <w:p>
+      <w:r>
+        <w:t>        </w:t>
+      </w:r>
+    </w:p>
+    <w:p/>
+    <w:p>
+      <w:r>
+        <w:t>        </w:t>
+      </w:r>
+    </w:p>
+    <w:p>
+      <w:r>
+        <w:t>static void Main(string[] args)</w:t>
+      </w:r>
+    </w:p>
+    <w:p>
+      <w:r>
+        <w:t>        {</w:t>
+      </w:r>
+    </w:p>
+    <w:p/>
+    <w:p>
+      <w:r>
+        <w:t>            int[][] arr = new int[2][];</w:t>
+      </w:r>
+    </w:p>
+    <w:p>
+      <w:r>
+        <w:t>            arr[0] = new int[] { 10, 20, 30, 40 };</w:t>
+      </w:r>
+    </w:p>
+    <w:p>
+      <w:r>
+        <w:t>            arr[1] = new int[] { 42, 61, 67, 65, 54, 53 };</w:t>
+      </w:r>
+    </w:p>
+    <w:p>
+      <w:r>
+        <w:t>         //   arr[2, 3] = 30;</w:t>
+      </w:r>
+    </w:p>
+    <w:p>
+      <w:r>
+        <w:t>            for(int i=0;i&lt;arr.Length;i++)</w:t>
+      </w:r>
+    </w:p>
+    <w:p>
+      <w:r>
+        <w:t>            {</w:t>
+      </w:r>
+    </w:p>
+    <w:p>
+      <w:r>
+        <w:t>                for(int j=0;j&lt;arr[i].Length;j++)</w:t>
+      </w:r>
+    </w:p>
+    <w:p>
+      <w:r>
+        <w:t>                {</w:t>
+      </w:r>
+    </w:p>
+    <w:p>
+      <w:r>
+        <w:t>                    Console.Write(arr[i][j] + "");</w:t>
+      </w:r>
+    </w:p>
+    <w:p>
+      <w:r>
+        <w:t>                  //  Console.Write();</w:t>
+      </w:r>
+    </w:p>
+    <w:p>
+      <w:r>
+        <w:t>                }</w:t>
+      </w:r>
+    </w:p>
+    <w:p>
+      <w:r>
+        <w:t>                Console.WriteLine();</w:t>
+      </w:r>
+    </w:p>
+    <w:p/>
+    <w:p>
+      <w:r>
+        <w:t>            }</w:t>
+      </w:r>
+    </w:p>
+    <w:p/>
+    <w:p>
+      <w:r>
+        <w:t>        }</w:t>
+      </w:r>
+    </w:p>
+    <w:p/>
+    <w:p>
+      <w:r>
+        <w:t>    }</w:t>
+      </w:r>
+    </w:p>
+    <w:p>
+      <w:r>
+        <w:t>}</w:t>
       </w:r>
     </w:p>
     <w:p>
       <w:r>
         <w:lastRenderedPageBreak/>
-        <w:t>static void Main(</w:t>
-      </w:r>
-      <w:proofErr w:type="gramStart"/>
-      <w:r>
-        <w:t>string[</w:t>
-      </w:r>
-      <w:proofErr w:type="gramEnd"/>
-      <w:r>
-        <w:t xml:space="preserve">] </w:t>
-      </w:r>
-      <w:proofErr w:type="spellStart"/>
-      <w:r>
-        <w:t>args</w:t>
-      </w:r>
-      <w:proofErr w:type="spellEnd"/>
-      <w:r>
-        <w:t>)</w:t>
-      </w:r>
-    </w:p>
-    <w:p>
-      <w:r>
-        <w:t>    {</w:t>
-      </w:r>
-    </w:p>
-    <w:p>
-      <w:r>
-        <w:t>            </w:t>
-      </w:r>
-      <w:proofErr w:type="gramStart"/>
-      <w:r>
-        <w:t>int[</w:t>
-      </w:r>
-      <w:proofErr w:type="gramEnd"/>
-      <w:r>
-        <w:t xml:space="preserve">] age = </w:t>
-      </w:r>
-      <w:proofErr w:type="gramStart"/>
-      <w:r>
-        <w:t>{ 12</w:t>
-      </w:r>
-      <w:proofErr w:type="gramEnd"/>
-      <w:r>
-        <w:t xml:space="preserve">, 20, </w:t>
-      </w:r>
-      <w:proofErr w:type="gramStart"/>
-      <w:r>
-        <w:t>30 }</w:t>
-      </w:r>
-      <w:proofErr w:type="gramEnd"/>
-      <w:r>
-        <w:t>;</w:t>
-      </w:r>
-    </w:p>
-    <w:p>
-      <w:r>
-        <w:t>            </w:t>
-      </w:r>
-      <w:proofErr w:type="spellStart"/>
-      <w:r>
-        <w:t>Console.WriteLine</w:t>
-      </w:r>
-      <w:proofErr w:type="spellEnd"/>
-      <w:r>
-        <w:t xml:space="preserve">("old value at index 0" + </w:t>
-      </w:r>
-      <w:proofErr w:type="gramStart"/>
-      <w:r>
-        <w:t>age[</w:t>
-      </w:r>
-      <w:proofErr w:type="gramEnd"/>
-      <w:r>
-        <w:t>0]);</w:t>
-      </w:r>
-    </w:p>
-    <w:p/>
-    <w:p>
-      <w:r>
-        <w:t>            </w:t>
-      </w:r>
-      <w:proofErr w:type="gramStart"/>
-      <w:r>
-        <w:t>age[</w:t>
-      </w:r>
-      <w:proofErr w:type="gramEnd"/>
-      <w:r>
-        <w:t>0] = 21;</w:t>
-      </w:r>
-    </w:p>
-    <w:p>
-      <w:r>
-        <w:t>            </w:t>
-      </w:r>
-      <w:proofErr w:type="spellStart"/>
-      <w:r>
-        <w:t>Console.WriteLine</w:t>
-      </w:r>
-      <w:proofErr w:type="spellEnd"/>
-      <w:r>
-        <w:t xml:space="preserve">("New value at index 0" + </w:t>
-      </w:r>
-      <w:proofErr w:type="gramStart"/>
-      <w:r>
-        <w:t>age[</w:t>
-      </w:r>
-      <w:proofErr w:type="gramEnd"/>
-      <w:r>
-        <w:t>0]);</w:t>
-      </w:r>
-    </w:p>
-    <w:p>
-      <w:r>
-        <w:br/>
-      </w:r>
-    </w:p>
-    <w:p>
-      <w:r>
-        <w:rPr>
-          <w:b/>
-          <w:bCs/>
-          <w:u w:val="single"/>
-        </w:rPr>
-        <w:t>Array with Static function</w:t>
-      </w:r>
-      <w:r>
-        <w:t> </w:t>
-      </w:r>
-    </w:p>
-    <w:p/>
-    <w:p>
-      <w:r>
-        <w:t> class Program</w:t>
-      </w:r>
-    </w:p>
-    <w:p>
-      <w:r>
-        <w:t>    {</w:t>
-      </w:r>
-    </w:p>
-    <w:p>
-      <w:r>
-        <w:t xml:space="preserve">        public static void </w:t>
-      </w:r>
-      <w:proofErr w:type="gramStart"/>
-      <w:r>
-        <w:t>print(</w:t>
-      </w:r>
-      <w:proofErr w:type="gramEnd"/>
-      <w:r>
-        <w:t>int []</w:t>
-      </w:r>
-      <w:proofErr w:type="spellStart"/>
-      <w:r>
-        <w:t>ar</w:t>
-      </w:r>
-      <w:proofErr w:type="spellEnd"/>
-      <w:r>
-        <w:t>)</w:t>
-      </w:r>
-    </w:p>
-    <w:p>
-      <w:r>
-        <w:t>        {</w:t>
-      </w:r>
-    </w:p>
-    <w:p>
-      <w:r>
-        <w:t>            </w:t>
-      </w:r>
-      <w:proofErr w:type="gramStart"/>
-      <w:r>
-        <w:t>for(</w:t>
-      </w:r>
-      <w:proofErr w:type="gramEnd"/>
-      <w:r>
-        <w:t>int a=</w:t>
-      </w:r>
-      <w:proofErr w:type="gramStart"/>
-      <w:r>
-        <w:t>0;a</w:t>
-      </w:r>
-      <w:proofErr w:type="gramEnd"/>
-      <w:r>
-        <w:t>&lt;</w:t>
-      </w:r>
-      <w:proofErr w:type="spellStart"/>
-      <w:proofErr w:type="gramStart"/>
-      <w:r>
-        <w:t>ar.Length</w:t>
-      </w:r>
-      <w:proofErr w:type="gramEnd"/>
-      <w:r>
-        <w:t>;a</w:t>
-      </w:r>
-      <w:proofErr w:type="spellEnd"/>
-      <w:r>
-        <w:t>++)</w:t>
-      </w:r>
-    </w:p>
-    <w:p>
-      <w:r>
-        <w:t>            {</w:t>
-      </w:r>
-    </w:p>
-    <w:p>
-      <w:r>
-        <w:t>                </w:t>
-      </w:r>
-      <w:proofErr w:type="spellStart"/>
-      <w:r>
-        <w:t>Console.WriteLine</w:t>
-      </w:r>
-      <w:proofErr w:type="spellEnd"/>
-      <w:r>
-        <w:t>(</w:t>
-      </w:r>
-      <w:proofErr w:type="spellStart"/>
-      <w:r>
-        <w:t>ar</w:t>
-      </w:r>
-      <w:proofErr w:type="spellEnd"/>
-      <w:r>
-        <w:t>[a]);</w:t>
-      </w:r>
-    </w:p>
-    <w:p>
-      <w:r>
-        <w:t>            }</w:t>
-      </w:r>
-    </w:p>
-    <w:p/>
-    <w:p>
-      <w:r>
-        <w:t>        }</w:t>
-      </w:r>
-    </w:p>
-    <w:p>
-      <w:r>
-        <w:br/>
-      </w:r>
-      <w:r>
-        <w:br/>
-      </w:r>
-    </w:p>
-    <w:p>
-      <w:r>
-        <w:t>        static void Main(</w:t>
-      </w:r>
-      <w:proofErr w:type="gramStart"/>
-      <w:r>
-        <w:t>string[</w:t>
-      </w:r>
-      <w:proofErr w:type="gramEnd"/>
-      <w:r>
-        <w:t xml:space="preserve">] </w:t>
-      </w:r>
-      <w:proofErr w:type="spellStart"/>
-      <w:r>
-        <w:t>args</w:t>
-      </w:r>
-      <w:proofErr w:type="spellEnd"/>
-      <w:r>
-        <w:t>)</w:t>
-      </w:r>
-    </w:p>
-    <w:p>
-      <w:r>
-        <w:t>        {</w:t>
-      </w:r>
-    </w:p>
-    <w:p>
-      <w:r>
-        <w:t>            </w:t>
-      </w:r>
-      <w:proofErr w:type="gramStart"/>
-      <w:r>
-        <w:t>int[</w:t>
-      </w:r>
-      <w:proofErr w:type="gramEnd"/>
-      <w:r>
-        <w:t xml:space="preserve">] ar1 = </w:t>
-      </w:r>
-      <w:proofErr w:type="gramStart"/>
-      <w:r>
-        <w:t>{ 10</w:t>
-      </w:r>
-      <w:proofErr w:type="gramEnd"/>
-      <w:r>
-        <w:t xml:space="preserve">, 20, 30, 40, </w:t>
-      </w:r>
-      <w:proofErr w:type="gramStart"/>
-      <w:r>
-        <w:t>50 }</w:t>
-      </w:r>
-      <w:proofErr w:type="gramEnd"/>
-      <w:r>
-        <w:t>;</w:t>
-      </w:r>
-    </w:p>
-    <w:p>
-      <w:r>
-        <w:t>            </w:t>
-      </w:r>
-      <w:proofErr w:type="gramStart"/>
-      <w:r>
-        <w:t>int[</w:t>
-      </w:r>
-      <w:proofErr w:type="gramEnd"/>
-      <w:r>
-        <w:t xml:space="preserve">] ar2 = </w:t>
-      </w:r>
-      <w:proofErr w:type="gramStart"/>
-      <w:r>
-        <w:t>{ 100</w:t>
-      </w:r>
-      <w:proofErr w:type="gramEnd"/>
-      <w:r>
-        <w:t xml:space="preserve">, 200, 400, </w:t>
-      </w:r>
-      <w:proofErr w:type="gramStart"/>
-      <w:r>
-        <w:t>500 }</w:t>
-      </w:r>
-      <w:proofErr w:type="gramEnd"/>
-      <w:r>
-        <w:t>;</w:t>
-      </w:r>
-    </w:p>
-    <w:p>
-      <w:r>
-        <w:t>            //</w:t>
-      </w:r>
-      <w:proofErr w:type="spellStart"/>
-      <w:proofErr w:type="gramStart"/>
-      <w:r>
-        <w:t>ar</w:t>
-      </w:r>
-      <w:proofErr w:type="spellEnd"/>
-      <w:r>
-        <w:t>[</w:t>
-      </w:r>
-      <w:proofErr w:type="gramEnd"/>
-      <w:r>
-        <w:t>0] = 1;</w:t>
-      </w:r>
-    </w:p>
-    <w:p>
-      <w:r>
-        <w:t>            //</w:t>
-      </w:r>
-      <w:proofErr w:type="spellStart"/>
-      <w:proofErr w:type="gramStart"/>
-      <w:r>
-        <w:t>ar</w:t>
-      </w:r>
-      <w:proofErr w:type="spellEnd"/>
-      <w:r>
-        <w:t>[</w:t>
-      </w:r>
-      <w:proofErr w:type="gramEnd"/>
-      <w:r>
-        <w:t>1] = 2;</w:t>
-      </w:r>
-    </w:p>
-    <w:p>
-      <w:r>
-        <w:t>            print(ar1);</w:t>
-      </w:r>
-    </w:p>
-    <w:p>
-      <w:r>
-        <w:t>            print(ar2);</w:t>
-      </w:r>
-    </w:p>
-    <w:p/>
-    <w:p>
-      <w:r>
-        <w:t>        }</w:t>
-      </w:r>
-    </w:p>
-    <w:p/>
-    <w:p>
-      <w:r>
-        <w:t>    }</w:t>
-      </w:r>
-    </w:p>
-    <w:p>
-      <w:r>
-        <w:t>}</w:t>
-      </w:r>
-    </w:p>
-    <w:p/>
-    <w:p>
-      <w:r>
-        <w:rPr>
-          <w:b/>
-          <w:bCs/>
-          <w:u w:val="single"/>
-        </w:rPr>
-        <w:t xml:space="preserve">Array With </w:t>
-      </w:r>
-      <w:proofErr w:type="spellStart"/>
-      <w:r>
-        <w:rPr>
-          <w:b/>
-          <w:bCs/>
-          <w:u w:val="single"/>
-        </w:rPr>
-        <w:t>ForEach</w:t>
-      </w:r>
-      <w:proofErr w:type="spellEnd"/>
-      <w:r>
-        <w:rPr>
-          <w:b/>
-          <w:bCs/>
-          <w:u w:val="single"/>
-        </w:rPr>
-        <w:t xml:space="preserve"> Loop</w:t>
-      </w:r>
-    </w:p>
-    <w:p>
-      <w:r>
-        <w:t>class Program</w:t>
-      </w:r>
-    </w:p>
-    <w:p>
-      <w:r>
-        <w:t>{</w:t>
-      </w:r>
-    </w:p>
-    <w:p>
-      <w:r>
-        <w:t>    </w:t>
-      </w:r>
-    </w:p>
-    <w:p>
-      <w:r>
-        <w:t>static void Main(</w:t>
-      </w:r>
-      <w:proofErr w:type="gramStart"/>
-      <w:r>
-        <w:t>string[</w:t>
-      </w:r>
-      <w:proofErr w:type="gramEnd"/>
-      <w:r>
-        <w:t xml:space="preserve">] </w:t>
-      </w:r>
-      <w:proofErr w:type="spellStart"/>
-      <w:r>
-        <w:t>args</w:t>
-      </w:r>
-      <w:proofErr w:type="spellEnd"/>
-      <w:r>
-        <w:t>)</w:t>
-      </w:r>
-    </w:p>
-    <w:p>
-      <w:r>
-        <w:t>    {</w:t>
-      </w:r>
-    </w:p>
-    <w:p>
-      <w:r>
-        <w:t>            </w:t>
-      </w:r>
-      <w:proofErr w:type="gramStart"/>
-      <w:r>
-        <w:t>int[</w:t>
-      </w:r>
-      <w:proofErr w:type="gramEnd"/>
-      <w:r>
-        <w:t xml:space="preserve">] age = </w:t>
-      </w:r>
-      <w:proofErr w:type="gramStart"/>
-      <w:r>
-        <w:t>{ 12</w:t>
-      </w:r>
-      <w:proofErr w:type="gramEnd"/>
-      <w:r>
-        <w:t xml:space="preserve">, 20, </w:t>
-      </w:r>
-      <w:proofErr w:type="gramStart"/>
-      <w:r>
-        <w:t>30 }</w:t>
-      </w:r>
-      <w:proofErr w:type="gramEnd"/>
-      <w:r>
-        <w:t>;</w:t>
-      </w:r>
-    </w:p>
-    <w:p>
-      <w:r>
-        <w:t>            </w:t>
-      </w:r>
-    </w:p>
-    <w:p>
-      <w:r>
-        <w:t>           </w:t>
-      </w:r>
-      <w:proofErr w:type="gramStart"/>
-      <w:r>
-        <w:t>foreach(</w:t>
-      </w:r>
-      <w:proofErr w:type="gramEnd"/>
-      <w:r>
-        <w:t>int n in age)</w:t>
-      </w:r>
-    </w:p>
-    <w:p>
-      <w:r>
-        <w:t>            {</w:t>
-      </w:r>
-    </w:p>
-    <w:p>
-      <w:r>
-        <w:t>                </w:t>
-      </w:r>
-      <w:proofErr w:type="spellStart"/>
-      <w:r>
-        <w:t>Console.WriteLine</w:t>
-      </w:r>
-      <w:proofErr w:type="spellEnd"/>
-      <w:r>
-        <w:t>(n);</w:t>
-      </w:r>
-    </w:p>
-    <w:p>
-      <w:r>
-        <w:t>            }</w:t>
-      </w:r>
-    </w:p>
-    <w:p>
-      <w:r>
-        <w:br/>
-      </w:r>
-    </w:p>
-    <w:p>
-      <w:r>
-        <w:rPr>
-          <w:b/>
-          <w:bCs/>
-          <w:u w:val="single"/>
-        </w:rPr>
-        <w:t>Find the minimum element from the array</w:t>
-      </w:r>
-    </w:p>
-    <w:p>
-      <w:r>
-        <w:t>   class Program</w:t>
-      </w:r>
-    </w:p>
-    <w:p>
-      <w:r>
-        <w:t>    {</w:t>
-      </w:r>
-    </w:p>
-    <w:p>
-      <w:r>
-        <w:t xml:space="preserve">        public static void </w:t>
-      </w:r>
-      <w:proofErr w:type="gramStart"/>
-      <w:r>
-        <w:t>print(</w:t>
-      </w:r>
-      <w:proofErr w:type="gramEnd"/>
-      <w:r>
-        <w:t>int []</w:t>
-      </w:r>
-      <w:proofErr w:type="spellStart"/>
-      <w:r>
-        <w:t>ar</w:t>
-      </w:r>
-      <w:proofErr w:type="spellEnd"/>
-      <w:r>
-        <w:t>)</w:t>
-      </w:r>
-    </w:p>
-    <w:p>
-      <w:r>
-        <w:t>        {</w:t>
-      </w:r>
-    </w:p>
-    <w:p>
-      <w:r>
-        <w:t xml:space="preserve">            int m = </w:t>
-      </w:r>
-      <w:proofErr w:type="spellStart"/>
-      <w:proofErr w:type="gramStart"/>
-      <w:r>
-        <w:t>ar</w:t>
-      </w:r>
-      <w:proofErr w:type="spellEnd"/>
-      <w:r>
-        <w:t>[</w:t>
-      </w:r>
-      <w:proofErr w:type="gramEnd"/>
-      <w:r>
-        <w:t>0];</w:t>
-      </w:r>
-    </w:p>
-    <w:p>
-      <w:r>
-        <w:t xml:space="preserve">            for (int a = 0; a &lt; </w:t>
-      </w:r>
-      <w:proofErr w:type="spellStart"/>
-      <w:proofErr w:type="gramStart"/>
-      <w:r>
-        <w:t>ar.Length</w:t>
-      </w:r>
-      <w:proofErr w:type="spellEnd"/>
-      <w:proofErr w:type="gramEnd"/>
-      <w:r>
-        <w:t>; a++)</w:t>
-      </w:r>
-    </w:p>
-    <w:p>
-      <w:r>
-        <w:t>            {</w:t>
-      </w:r>
-    </w:p>
-    <w:p>
-      <w:r>
-        <w:t xml:space="preserve">                if (m &gt; </w:t>
-      </w:r>
-      <w:proofErr w:type="spellStart"/>
-      <w:r>
-        <w:t>ar</w:t>
-      </w:r>
-      <w:proofErr w:type="spellEnd"/>
-      <w:r>
-        <w:t>[a])</w:t>
-      </w:r>
-    </w:p>
-    <w:p>
-      <w:r>
-        <w:t>                {</w:t>
-      </w:r>
-    </w:p>
-    <w:p>
-      <w:r>
-        <w:t xml:space="preserve">                    m = </w:t>
-      </w:r>
-      <w:proofErr w:type="spellStart"/>
-      <w:r>
-        <w:t>ar</w:t>
-      </w:r>
-      <w:proofErr w:type="spellEnd"/>
-      <w:r>
-        <w:t>[a];</w:t>
-      </w:r>
-    </w:p>
-    <w:p>
-      <w:r>
-        <w:lastRenderedPageBreak/>
-        <w:t>                }</w:t>
-      </w:r>
-    </w:p>
-    <w:p>
-      <w:r>
-        <w:t>            }</w:t>
-      </w:r>
-    </w:p>
-    <w:p>
-      <w:r>
-        <w:t>                </w:t>
-      </w:r>
-      <w:proofErr w:type="spellStart"/>
-      <w:r>
-        <w:t>Console.WriteLine</w:t>
-      </w:r>
-      <w:proofErr w:type="spellEnd"/>
-      <w:r>
-        <w:t>("minimum element is "+m);</w:t>
-      </w:r>
-    </w:p>
-    <w:p>
-      <w:r>
-        <w:t>            }</w:t>
-      </w:r>
-    </w:p>
-    <w:p/>
-    <w:p>
-      <w:r>
-        <w:t>        </w:t>
-      </w:r>
-    </w:p>
-    <w:p>
-      <w:r>
-        <w:t>static void Main(</w:t>
-      </w:r>
-      <w:proofErr w:type="gramStart"/>
-      <w:r>
-        <w:t>string[</w:t>
-      </w:r>
-      <w:proofErr w:type="gramEnd"/>
-      <w:r>
-        <w:t xml:space="preserve">] </w:t>
-      </w:r>
-      <w:proofErr w:type="spellStart"/>
-      <w:r>
-        <w:t>args</w:t>
-      </w:r>
-      <w:proofErr w:type="spellEnd"/>
-      <w:r>
-        <w:t>)</w:t>
-      </w:r>
-    </w:p>
-    <w:p>
-      <w:r>
-        <w:t>        {</w:t>
-      </w:r>
-    </w:p>
-    <w:p>
-      <w:r>
-        <w:t>            </w:t>
-      </w:r>
-      <w:proofErr w:type="gramStart"/>
-      <w:r>
-        <w:t>int[</w:t>
-      </w:r>
-      <w:proofErr w:type="gramEnd"/>
-      <w:r>
-        <w:t xml:space="preserve">] ar1 = </w:t>
-      </w:r>
-      <w:proofErr w:type="gramStart"/>
-      <w:r>
-        <w:t>{ 10</w:t>
-      </w:r>
-      <w:proofErr w:type="gramEnd"/>
-      <w:r>
-        <w:t xml:space="preserve">, 20, 30, 40, </w:t>
-      </w:r>
-      <w:proofErr w:type="gramStart"/>
-      <w:r>
-        <w:t>50 }</w:t>
-      </w:r>
-      <w:proofErr w:type="gramEnd"/>
-      <w:r>
-        <w:t>;</w:t>
-      </w:r>
-    </w:p>
-    <w:p>
-      <w:r>
-        <w:t>            </w:t>
-      </w:r>
-      <w:proofErr w:type="gramStart"/>
-      <w:r>
-        <w:t>int[</w:t>
-      </w:r>
-      <w:proofErr w:type="gramEnd"/>
-      <w:r>
-        <w:t xml:space="preserve">] ar2 = </w:t>
-      </w:r>
-      <w:proofErr w:type="gramStart"/>
-      <w:r>
-        <w:t>{ 100</w:t>
-      </w:r>
-      <w:proofErr w:type="gramEnd"/>
-      <w:r>
-        <w:t xml:space="preserve">, 200, 400, </w:t>
-      </w:r>
-      <w:proofErr w:type="gramStart"/>
-      <w:r>
-        <w:t>500 }</w:t>
-      </w:r>
-      <w:proofErr w:type="gramEnd"/>
-      <w:r>
-        <w:t>;</w:t>
-      </w:r>
-    </w:p>
-    <w:p>
-      <w:r>
-        <w:t>            //</w:t>
-      </w:r>
-      <w:proofErr w:type="spellStart"/>
-      <w:proofErr w:type="gramStart"/>
-      <w:r>
-        <w:t>ar</w:t>
-      </w:r>
-      <w:proofErr w:type="spellEnd"/>
-      <w:r>
-        <w:t>[</w:t>
-      </w:r>
-      <w:proofErr w:type="gramEnd"/>
-      <w:r>
-        <w:t>0] = 1;</w:t>
-      </w:r>
-    </w:p>
-    <w:p>
-      <w:r>
-        <w:t>            //</w:t>
-      </w:r>
-      <w:proofErr w:type="spellStart"/>
-      <w:proofErr w:type="gramStart"/>
-      <w:r>
-        <w:t>ar</w:t>
-      </w:r>
-      <w:proofErr w:type="spellEnd"/>
-      <w:r>
-        <w:t>[</w:t>
-      </w:r>
-      <w:proofErr w:type="gramEnd"/>
-      <w:r>
-        <w:t>1] = 2;</w:t>
-      </w:r>
-    </w:p>
-    <w:p>
-      <w:r>
-        <w:t>            print(ar1);</w:t>
-      </w:r>
-    </w:p>
-    <w:p>
-      <w:r>
-        <w:t>            print(ar2);</w:t>
-      </w:r>
-    </w:p>
-    <w:p/>
-    <w:p>
-      <w:r>
-        <w:t>        }</w:t>
-      </w:r>
-    </w:p>
-    <w:p/>
-    <w:p>
-      <w:r>
-        <w:t>    }</w:t>
-      </w:r>
-    </w:p>
-    <w:p>
-      <w:r>
-        <w:t>}</w:t>
-      </w:r>
-    </w:p>
-    <w:p>
-      <w:r>
-        <w:t>               </w:t>
-      </w:r>
-    </w:p>
-    <w:p>
-      <w:r>
-        <w:rPr>
-          <w:b/>
-          <w:bCs/>
-          <w:u w:val="single"/>
-        </w:rPr>
-        <w:t>Multidimensional array</w:t>
-      </w:r>
-    </w:p>
-    <w:p/>
-    <w:p>
-      <w:r>
-        <w:t> class Program</w:t>
-      </w:r>
-    </w:p>
-    <w:p>
-      <w:r>
-        <w:t>    {</w:t>
-      </w:r>
-    </w:p>
-    <w:p>
-      <w:r>
-        <w:t>        </w:t>
-      </w:r>
-    </w:p>
-    <w:p/>
-    <w:p>
-      <w:r>
-        <w:t>        </w:t>
-      </w:r>
-    </w:p>
-    <w:p>
-      <w:r>
-        <w:t>static void Main(</w:t>
-      </w:r>
-      <w:proofErr w:type="gramStart"/>
-      <w:r>
-        <w:t>string[</w:t>
-      </w:r>
-      <w:proofErr w:type="gramEnd"/>
-      <w:r>
-        <w:t xml:space="preserve">] </w:t>
-      </w:r>
-      <w:proofErr w:type="spellStart"/>
-      <w:r>
-        <w:t>args</w:t>
-      </w:r>
-      <w:proofErr w:type="spellEnd"/>
-      <w:r>
-        <w:t>)</w:t>
-      </w:r>
-    </w:p>
-    <w:p>
-      <w:r>
-        <w:t>        {</w:t>
-      </w:r>
-    </w:p>
-    <w:p/>
-    <w:p>
-      <w:r>
-        <w:t>            </w:t>
-      </w:r>
-      <w:proofErr w:type="gramStart"/>
-      <w:r>
-        <w:t>int[</w:t>
-      </w:r>
-      <w:proofErr w:type="gramEnd"/>
-      <w:r>
-        <w:t xml:space="preserve">,] </w:t>
-      </w:r>
-      <w:proofErr w:type="spellStart"/>
-      <w:r>
-        <w:t>arr</w:t>
-      </w:r>
-      <w:proofErr w:type="spellEnd"/>
-      <w:r>
-        <w:t xml:space="preserve"> = new </w:t>
-      </w:r>
-      <w:proofErr w:type="gramStart"/>
-      <w:r>
-        <w:t>int[</w:t>
-      </w:r>
-      <w:proofErr w:type="gramEnd"/>
-      <w:r>
-        <w:t>2, 2];</w:t>
-      </w:r>
-    </w:p>
-    <w:p>
-      <w:r>
-        <w:lastRenderedPageBreak/>
-        <w:t>            </w:t>
-      </w:r>
-      <w:proofErr w:type="spellStart"/>
-      <w:proofErr w:type="gramStart"/>
-      <w:r>
-        <w:t>arr</w:t>
-      </w:r>
-      <w:proofErr w:type="spellEnd"/>
-      <w:r>
-        <w:t>[</w:t>
-      </w:r>
-      <w:proofErr w:type="gramEnd"/>
-      <w:r>
-        <w:t>0, 1] = 10;</w:t>
-      </w:r>
-    </w:p>
-    <w:p>
-      <w:r>
-        <w:t>            </w:t>
-      </w:r>
-      <w:proofErr w:type="spellStart"/>
-      <w:proofErr w:type="gramStart"/>
-      <w:r>
-        <w:t>arr</w:t>
-      </w:r>
-      <w:proofErr w:type="spellEnd"/>
-      <w:r>
-        <w:t>[</w:t>
-      </w:r>
-      <w:proofErr w:type="gramEnd"/>
-      <w:r>
-        <w:t>1, 0] = 20;</w:t>
-      </w:r>
-    </w:p>
-    <w:p>
-      <w:r>
-        <w:t xml:space="preserve">         //   </w:t>
-      </w:r>
-      <w:proofErr w:type="spellStart"/>
-      <w:proofErr w:type="gramStart"/>
-      <w:r>
-        <w:t>arr</w:t>
-      </w:r>
-      <w:proofErr w:type="spellEnd"/>
-      <w:r>
-        <w:t>[</w:t>
-      </w:r>
-      <w:proofErr w:type="gramEnd"/>
-      <w:r>
-        <w:t>2, 3] = 30;</w:t>
-      </w:r>
-    </w:p>
-    <w:p>
-      <w:r>
-        <w:t>            </w:t>
-      </w:r>
-      <w:proofErr w:type="gramStart"/>
-      <w:r>
-        <w:t>for(</w:t>
-      </w:r>
-      <w:proofErr w:type="gramEnd"/>
-      <w:r>
-        <w:t xml:space="preserve">int </w:t>
-      </w:r>
-      <w:proofErr w:type="spellStart"/>
-      <w:r>
-        <w:t>i</w:t>
-      </w:r>
-      <w:proofErr w:type="spellEnd"/>
-      <w:r>
-        <w:t>=</w:t>
-      </w:r>
-      <w:proofErr w:type="gramStart"/>
-      <w:r>
-        <w:t>0;i</w:t>
-      </w:r>
-      <w:proofErr w:type="gramEnd"/>
-      <w:r>
-        <w:t>&lt;</w:t>
-      </w:r>
-      <w:proofErr w:type="gramStart"/>
-      <w:r>
-        <w:t>2;i</w:t>
-      </w:r>
-      <w:proofErr w:type="gramEnd"/>
-      <w:r>
-        <w:t>++)</w:t>
-      </w:r>
-    </w:p>
-    <w:p>
-      <w:r>
-        <w:t>            {</w:t>
-      </w:r>
-    </w:p>
-    <w:p>
-      <w:r>
-        <w:t>                </w:t>
-      </w:r>
-      <w:proofErr w:type="gramStart"/>
-      <w:r>
-        <w:t>for(</w:t>
-      </w:r>
-      <w:proofErr w:type="gramEnd"/>
-      <w:r>
-        <w:t>int j=</w:t>
-      </w:r>
-      <w:proofErr w:type="gramStart"/>
-      <w:r>
-        <w:t>0;j</w:t>
-      </w:r>
-      <w:proofErr w:type="gramEnd"/>
-      <w:r>
-        <w:t>&lt;</w:t>
-      </w:r>
-      <w:proofErr w:type="gramStart"/>
-      <w:r>
-        <w:t>2;j++</w:t>
-      </w:r>
-      <w:proofErr w:type="gramEnd"/>
-      <w:r>
-        <w:t>)</w:t>
-      </w:r>
-    </w:p>
-    <w:p>
-      <w:r>
-        <w:t>                {</w:t>
-      </w:r>
-    </w:p>
-    <w:p>
-      <w:r>
-        <w:t>                    </w:t>
-      </w:r>
-      <w:proofErr w:type="spellStart"/>
-      <w:r>
-        <w:t>Console.WriteLine</w:t>
-      </w:r>
-      <w:proofErr w:type="spellEnd"/>
-      <w:r>
-        <w:t>(</w:t>
-      </w:r>
-      <w:proofErr w:type="spellStart"/>
-      <w:proofErr w:type="gramStart"/>
-      <w:r>
-        <w:t>arr</w:t>
-      </w:r>
-      <w:proofErr w:type="spellEnd"/>
-      <w:r>
-        <w:t>[</w:t>
-      </w:r>
-      <w:proofErr w:type="spellStart"/>
-      <w:proofErr w:type="gramEnd"/>
-      <w:r>
-        <w:t>i</w:t>
-      </w:r>
-      <w:proofErr w:type="spellEnd"/>
-      <w:r>
-        <w:t>, j] + "");</w:t>
-      </w:r>
-    </w:p>
-    <w:p>
-      <w:r>
-        <w:t>                }</w:t>
-      </w:r>
-    </w:p>
-    <w:p>
-      <w:r>
-        <w:t>            }</w:t>
-      </w:r>
-    </w:p>
-    <w:p/>
-    <w:p>
-      <w:r>
-        <w:t>        }</w:t>
-      </w:r>
-    </w:p>
-    <w:p>
-      <w:r>
-        <w:br/>
-      </w:r>
-      <w:r>
-        <w:br/>
-      </w:r>
-    </w:p>
-    <w:p>
-      <w:proofErr w:type="spellStart"/>
-      <w:r>
-        <w:rPr>
-          <w:b/>
-          <w:bCs/>
-          <w:u w:val="single"/>
-        </w:rPr>
-        <w:t>MultiDimensional</w:t>
-      </w:r>
-      <w:proofErr w:type="spellEnd"/>
-      <w:r>
-        <w:rPr>
-          <w:b/>
-          <w:bCs/>
-          <w:u w:val="single"/>
-        </w:rPr>
-        <w:t xml:space="preserve"> Array</w:t>
-      </w:r>
-    </w:p>
-    <w:p/>
-    <w:p>
-      <w:r>
-        <w:t>class Program</w:t>
-      </w:r>
-    </w:p>
-    <w:p>
-      <w:r>
-        <w:t>    {</w:t>
-      </w:r>
-    </w:p>
-    <w:p/>
-    <w:p>
-      <w:r>
-        <w:t> static void Main(</w:t>
-      </w:r>
-      <w:proofErr w:type="gramStart"/>
-      <w:r>
-        <w:t>string[</w:t>
-      </w:r>
-      <w:proofErr w:type="gramEnd"/>
-      <w:r>
-        <w:t xml:space="preserve">] </w:t>
-      </w:r>
-      <w:proofErr w:type="spellStart"/>
-      <w:r>
-        <w:t>args</w:t>
-      </w:r>
-      <w:proofErr w:type="spellEnd"/>
-      <w:r>
-        <w:t>)</w:t>
-      </w:r>
-    </w:p>
-    <w:p>
-      <w:r>
-        <w:t>        {</w:t>
-      </w:r>
-    </w:p>
-    <w:p>
-      <w:r>
-        <w:t>            </w:t>
-      </w:r>
-      <w:proofErr w:type="gramStart"/>
-      <w:r>
-        <w:t>int[</w:t>
-      </w:r>
-      <w:proofErr w:type="gramEnd"/>
-      <w:r>
-        <w:t xml:space="preserve">,] number = new </w:t>
-      </w:r>
-      <w:proofErr w:type="gramStart"/>
-      <w:r>
-        <w:t>int[</w:t>
-      </w:r>
-      <w:proofErr w:type="gramEnd"/>
-      <w:r>
-        <w:t>4, 4];</w:t>
-      </w:r>
-    </w:p>
-    <w:p>
-      <w:r>
-        <w:t>            int a = 0;</w:t>
-      </w:r>
-    </w:p>
-    <w:p>
-      <w:r>
-        <w:t xml:space="preserve">            foreach (int </w:t>
-      </w:r>
-      <w:proofErr w:type="spellStart"/>
-      <w:r>
-        <w:t>i</w:t>
-      </w:r>
-      <w:proofErr w:type="spellEnd"/>
-      <w:r>
-        <w:t xml:space="preserve"> in number)</w:t>
-      </w:r>
-    </w:p>
-    <w:p>
-      <w:r>
-        <w:t>            {</w:t>
-      </w:r>
-    </w:p>
-    <w:p>
-      <w:r>
-        <w:t>                </w:t>
-      </w:r>
-      <w:proofErr w:type="spellStart"/>
-      <w:r>
-        <w:t>Console.WriteLine</w:t>
-      </w:r>
-      <w:proofErr w:type="spellEnd"/>
-      <w:r>
-        <w:t>(</w:t>
-      </w:r>
-      <w:proofErr w:type="spellStart"/>
-      <w:r>
-        <w:t>i</w:t>
-      </w:r>
-      <w:proofErr w:type="spellEnd"/>
-      <w:r>
-        <w:t xml:space="preserve"> + "");</w:t>
-      </w:r>
-    </w:p>
-    <w:p>
-      <w:r>
-        <w:t>            }</w:t>
-      </w:r>
-    </w:p>
-    <w:p>
-      <w:r>
-        <w:t>            </w:t>
-      </w:r>
-      <w:proofErr w:type="spellStart"/>
-      <w:r>
-        <w:t>Console.WriteLine</w:t>
-      </w:r>
-      <w:proofErr w:type="spellEnd"/>
-      <w:r>
-        <w:t>("\n");</w:t>
-      </w:r>
-    </w:p>
-    <w:p/>
-    <w:p>
-      <w:r>
-        <w:t xml:space="preserve">            for (int </w:t>
-      </w:r>
-      <w:proofErr w:type="spellStart"/>
-      <w:r>
-        <w:t>i</w:t>
-      </w:r>
-      <w:proofErr w:type="spellEnd"/>
-      <w:r>
-        <w:t xml:space="preserve"> = 0; </w:t>
-      </w:r>
-      <w:proofErr w:type="spellStart"/>
-      <w:r>
-        <w:t>i</w:t>
-      </w:r>
-      <w:proofErr w:type="spellEnd"/>
-      <w:r>
-        <w:t xml:space="preserve"> &lt; </w:t>
-      </w:r>
-      <w:proofErr w:type="spellStart"/>
-      <w:proofErr w:type="gramStart"/>
-      <w:r>
-        <w:t>number.GetLength</w:t>
-      </w:r>
-      <w:proofErr w:type="spellEnd"/>
-      <w:proofErr w:type="gramEnd"/>
-      <w:r>
-        <w:t xml:space="preserve">(0); </w:t>
-      </w:r>
-      <w:proofErr w:type="spellStart"/>
-      <w:r>
-        <w:t>i</w:t>
-      </w:r>
-      <w:proofErr w:type="spellEnd"/>
-      <w:r>
-        <w:t>++)</w:t>
-      </w:r>
-    </w:p>
-    <w:p>
-      <w:r>
-        <w:t>            {</w:t>
-      </w:r>
-    </w:p>
-    <w:p>
-      <w:r>
-        <w:lastRenderedPageBreak/>
-        <w:t xml:space="preserve">                for (int j = 0; j &lt; </w:t>
-      </w:r>
-      <w:proofErr w:type="spellStart"/>
-      <w:proofErr w:type="gramStart"/>
-      <w:r>
-        <w:t>number.GetLength</w:t>
-      </w:r>
-      <w:proofErr w:type="spellEnd"/>
-      <w:proofErr w:type="gramEnd"/>
-      <w:r>
-        <w:t xml:space="preserve">(1); </w:t>
-      </w:r>
-      <w:proofErr w:type="spellStart"/>
-      <w:r>
-        <w:t>j++</w:t>
-      </w:r>
-      <w:proofErr w:type="spellEnd"/>
-      <w:r>
-        <w:t>)</w:t>
-      </w:r>
-    </w:p>
-    <w:p>
-      <w:r>
-        <w:t>                {</w:t>
-      </w:r>
-    </w:p>
-    <w:p>
-      <w:r>
-        <w:t>                    a += 5;</w:t>
-      </w:r>
-    </w:p>
-    <w:p>
-      <w:r>
-        <w:t>                    </w:t>
-      </w:r>
-      <w:proofErr w:type="gramStart"/>
-      <w:r>
-        <w:t>number[</w:t>
-      </w:r>
-      <w:proofErr w:type="spellStart"/>
-      <w:proofErr w:type="gramEnd"/>
-      <w:r>
-        <w:t>i</w:t>
-      </w:r>
-      <w:proofErr w:type="spellEnd"/>
-      <w:r>
-        <w:t>, j] = a;</w:t>
-      </w:r>
-    </w:p>
-    <w:p>
-      <w:r>
-        <w:t>                }</w:t>
-      </w:r>
-    </w:p>
-    <w:p>
-      <w:r>
-        <w:t>            }</w:t>
-      </w:r>
-    </w:p>
-    <w:p>
-      <w:r>
-        <w:t xml:space="preserve">            for (int </w:t>
-      </w:r>
-      <w:proofErr w:type="spellStart"/>
-      <w:r>
-        <w:t>i</w:t>
-      </w:r>
-      <w:proofErr w:type="spellEnd"/>
-      <w:r>
-        <w:t xml:space="preserve"> = 0; </w:t>
-      </w:r>
-      <w:proofErr w:type="spellStart"/>
-      <w:r>
-        <w:t>i</w:t>
-      </w:r>
-      <w:proofErr w:type="spellEnd"/>
-      <w:r>
-        <w:t xml:space="preserve"> &lt; </w:t>
-      </w:r>
-      <w:proofErr w:type="spellStart"/>
-      <w:proofErr w:type="gramStart"/>
-      <w:r>
-        <w:t>number.GetLength</w:t>
-      </w:r>
-      <w:proofErr w:type="spellEnd"/>
-      <w:proofErr w:type="gramEnd"/>
-      <w:r>
-        <w:t xml:space="preserve">(0); </w:t>
-      </w:r>
-      <w:proofErr w:type="spellStart"/>
-      <w:r>
-        <w:t>i</w:t>
-      </w:r>
-      <w:proofErr w:type="spellEnd"/>
-      <w:r>
-        <w:t>++)</w:t>
-      </w:r>
-    </w:p>
-    <w:p>
-      <w:r>
-        <w:t>            {</w:t>
-      </w:r>
-    </w:p>
-    <w:p>
-      <w:r>
-        <w:t xml:space="preserve">                for (int j = 0; j &lt; </w:t>
-      </w:r>
-      <w:proofErr w:type="spellStart"/>
-      <w:proofErr w:type="gramStart"/>
-      <w:r>
-        <w:t>number.GetLength</w:t>
-      </w:r>
-      <w:proofErr w:type="spellEnd"/>
-      <w:proofErr w:type="gramEnd"/>
-      <w:r>
-        <w:t xml:space="preserve">(1); </w:t>
-      </w:r>
-      <w:proofErr w:type="spellStart"/>
-      <w:r>
-        <w:t>j++</w:t>
-      </w:r>
-      <w:proofErr w:type="spellEnd"/>
-      <w:r>
-        <w:t>)</w:t>
-      </w:r>
-    </w:p>
-    <w:p>
-      <w:r>
-        <w:t>                {</w:t>
-      </w:r>
-    </w:p>
-    <w:p>
-      <w:r>
-        <w:t>                    </w:t>
-      </w:r>
-      <w:proofErr w:type="spellStart"/>
-      <w:r>
-        <w:t>Console.WriteLine</w:t>
-      </w:r>
-      <w:proofErr w:type="spellEnd"/>
-      <w:r>
-        <w:t>(number[</w:t>
-      </w:r>
-      <w:proofErr w:type="spellStart"/>
-      <w:proofErr w:type="gramStart"/>
-      <w:r>
-        <w:t>i,j</w:t>
-      </w:r>
-      <w:proofErr w:type="spellEnd"/>
-      <w:proofErr w:type="gramEnd"/>
-      <w:r>
-        <w:t>] + " ");</w:t>
-      </w:r>
-    </w:p>
-    <w:p/>
-    <w:p>
-      <w:r>
-        <w:t>                }</w:t>
-      </w:r>
-    </w:p>
-    <w:p>
-      <w:r>
-        <w:t>            }</w:t>
-      </w:r>
-    </w:p>
-    <w:p/>
-    <w:p>
-      <w:r>
-        <w:t>        }</w:t>
-      </w:r>
-    </w:p>
-    <w:p>
-      <w:r>
-        <w:t>    }</w:t>
-      </w:r>
-    </w:p>
-    <w:p>
-      <w:r>
-        <w:t>}</w:t>
-      </w:r>
-    </w:p>
-    <w:p>
-      <w:r>
-        <w:t>        </w:t>
-      </w:r>
-    </w:p>
-    <w:p>
-      <w:r>
-        <w:br/>
-      </w:r>
-      <w:r>
-        <w:br/>
-      </w:r>
-    </w:p>
-    <w:p>
-      <w:r>
-        <w:rPr>
-          <w:b/>
-          <w:bCs/>
-          <w:u w:val="single"/>
-        </w:rPr>
-        <w:t>JAGGED ARRAY Example</w:t>
-      </w:r>
-    </w:p>
-    <w:p/>
-    <w:p>
-      <w:r>
-        <w:t> class Program</w:t>
-      </w:r>
-    </w:p>
-    <w:p>
-      <w:r>
-        <w:t>    {</w:t>
-      </w:r>
-    </w:p>
-    <w:p>
-      <w:r>
-        <w:t>        </w:t>
-      </w:r>
-    </w:p>
-    <w:p/>
-    <w:p>
-      <w:r>
-        <w:t>        </w:t>
-      </w:r>
-    </w:p>
-    <w:p>
-      <w:r>
-        <w:t>static void Main(</w:t>
-      </w:r>
-      <w:proofErr w:type="gramStart"/>
-      <w:r>
-        <w:t>string[</w:t>
-      </w:r>
-      <w:proofErr w:type="gramEnd"/>
-      <w:r>
-        <w:t xml:space="preserve">] </w:t>
-      </w:r>
-      <w:proofErr w:type="spellStart"/>
-      <w:r>
-        <w:t>args</w:t>
-      </w:r>
-      <w:proofErr w:type="spellEnd"/>
-      <w:r>
-        <w:t>)</w:t>
-      </w:r>
-    </w:p>
-    <w:p>
-      <w:r>
-        <w:t>        {</w:t>
-      </w:r>
-    </w:p>
-    <w:p/>
-    <w:p>
-      <w:r>
-        <w:lastRenderedPageBreak/>
-        <w:t>            </w:t>
-      </w:r>
-      <w:proofErr w:type="gramStart"/>
-      <w:r>
-        <w:t>int[][</w:t>
-      </w:r>
-      <w:proofErr w:type="gramEnd"/>
-      <w:r>
-        <w:t xml:space="preserve">] </w:t>
-      </w:r>
-      <w:proofErr w:type="spellStart"/>
-      <w:r>
-        <w:t>arr</w:t>
-      </w:r>
-      <w:proofErr w:type="spellEnd"/>
-      <w:r>
-        <w:t xml:space="preserve"> = new </w:t>
-      </w:r>
-      <w:proofErr w:type="gramStart"/>
-      <w:r>
-        <w:t>int[2][</w:t>
-      </w:r>
-      <w:proofErr w:type="gramEnd"/>
-      <w:r>
-        <w:t>];</w:t>
-      </w:r>
-    </w:p>
-    <w:p>
-      <w:r>
-        <w:t>            </w:t>
-      </w:r>
-      <w:proofErr w:type="spellStart"/>
-      <w:proofErr w:type="gramStart"/>
-      <w:r>
-        <w:t>arr</w:t>
-      </w:r>
-      <w:proofErr w:type="spellEnd"/>
-      <w:r>
-        <w:t>[</w:t>
-      </w:r>
-      <w:proofErr w:type="gramEnd"/>
-      <w:r>
-        <w:t xml:space="preserve">0] = new </w:t>
-      </w:r>
-      <w:proofErr w:type="gramStart"/>
-      <w:r>
-        <w:t>int[</w:t>
-      </w:r>
-      <w:proofErr w:type="gramEnd"/>
-      <w:r>
-        <w:t xml:space="preserve">] </w:t>
-      </w:r>
-      <w:proofErr w:type="gramStart"/>
-      <w:r>
-        <w:t>{ 10</w:t>
-      </w:r>
-      <w:proofErr w:type="gramEnd"/>
-      <w:r>
-        <w:t xml:space="preserve">, 20, 30, </w:t>
-      </w:r>
-      <w:proofErr w:type="gramStart"/>
-      <w:r>
-        <w:t>40 }</w:t>
-      </w:r>
-      <w:proofErr w:type="gramEnd"/>
-      <w:r>
-        <w:t>;</w:t>
-      </w:r>
-    </w:p>
-    <w:p>
-      <w:r>
-        <w:t>            </w:t>
-      </w:r>
-      <w:proofErr w:type="spellStart"/>
-      <w:proofErr w:type="gramStart"/>
-      <w:r>
-        <w:t>arr</w:t>
-      </w:r>
-      <w:proofErr w:type="spellEnd"/>
-      <w:r>
-        <w:t>[</w:t>
-      </w:r>
-      <w:proofErr w:type="gramEnd"/>
-      <w:r>
-        <w:t xml:space="preserve">1] = new </w:t>
-      </w:r>
-      <w:proofErr w:type="gramStart"/>
-      <w:r>
-        <w:t>int[</w:t>
-      </w:r>
-      <w:proofErr w:type="gramEnd"/>
-      <w:r>
-        <w:t xml:space="preserve">] </w:t>
-      </w:r>
-      <w:proofErr w:type="gramStart"/>
-      <w:r>
-        <w:t>{ 42</w:t>
-      </w:r>
-      <w:proofErr w:type="gramEnd"/>
-      <w:r>
-        <w:t xml:space="preserve">, 61, 67, 65, 54, </w:t>
-      </w:r>
-      <w:proofErr w:type="gramStart"/>
-      <w:r>
-        <w:t>53 }</w:t>
-      </w:r>
-      <w:proofErr w:type="gramEnd"/>
-      <w:r>
-        <w:t>;</w:t>
-      </w:r>
-    </w:p>
-    <w:p>
-      <w:r>
-        <w:t xml:space="preserve">         //   </w:t>
-      </w:r>
-      <w:proofErr w:type="spellStart"/>
-      <w:proofErr w:type="gramStart"/>
-      <w:r>
-        <w:t>arr</w:t>
-      </w:r>
-      <w:proofErr w:type="spellEnd"/>
-      <w:r>
-        <w:t>[</w:t>
-      </w:r>
-      <w:proofErr w:type="gramEnd"/>
-      <w:r>
-        <w:t>2, 3] = 30;</w:t>
-      </w:r>
-    </w:p>
-    <w:p>
-      <w:r>
-        <w:t>            </w:t>
-      </w:r>
-      <w:proofErr w:type="gramStart"/>
-      <w:r>
-        <w:t>for(</w:t>
-      </w:r>
-      <w:proofErr w:type="gramEnd"/>
-      <w:r>
-        <w:t xml:space="preserve">int </w:t>
-      </w:r>
-      <w:proofErr w:type="spellStart"/>
-      <w:r>
-        <w:t>i</w:t>
-      </w:r>
-      <w:proofErr w:type="spellEnd"/>
-      <w:r>
-        <w:t>=</w:t>
-      </w:r>
-      <w:proofErr w:type="gramStart"/>
-      <w:r>
-        <w:t>0;i</w:t>
-      </w:r>
-      <w:proofErr w:type="gramEnd"/>
-      <w:r>
-        <w:t>&lt;</w:t>
-      </w:r>
-      <w:proofErr w:type="spellStart"/>
-      <w:proofErr w:type="gramStart"/>
-      <w:r>
-        <w:t>arr.Length</w:t>
-      </w:r>
-      <w:proofErr w:type="gramEnd"/>
-      <w:r>
-        <w:t>;i</w:t>
-      </w:r>
-      <w:proofErr w:type="spellEnd"/>
-      <w:r>
-        <w:t>++)</w:t>
-      </w:r>
-    </w:p>
-    <w:p>
-      <w:r>
-        <w:t>            {</w:t>
-      </w:r>
-    </w:p>
-    <w:p>
-      <w:r>
-        <w:t>                </w:t>
-      </w:r>
-      <w:proofErr w:type="gramStart"/>
-      <w:r>
-        <w:t>for(</w:t>
-      </w:r>
-      <w:proofErr w:type="gramEnd"/>
-      <w:r>
-        <w:t>int j=</w:t>
-      </w:r>
-      <w:proofErr w:type="gramStart"/>
-      <w:r>
-        <w:t>0;j</w:t>
-      </w:r>
-      <w:proofErr w:type="gramEnd"/>
-      <w:r>
-        <w:t>&lt;</w:t>
-      </w:r>
-      <w:proofErr w:type="spellStart"/>
-      <w:r>
-        <w:t>arr</w:t>
-      </w:r>
-      <w:proofErr w:type="spellEnd"/>
-      <w:r>
-        <w:t>[</w:t>
-      </w:r>
-      <w:proofErr w:type="spellStart"/>
-      <w:r>
-        <w:t>i</w:t>
-      </w:r>
-      <w:proofErr w:type="spellEnd"/>
-      <w:proofErr w:type="gramStart"/>
-      <w:r>
-        <w:t>].</w:t>
-      </w:r>
-      <w:proofErr w:type="spellStart"/>
-      <w:r>
-        <w:t>Length</w:t>
-      </w:r>
-      <w:proofErr w:type="gramEnd"/>
-      <w:r>
-        <w:t>;j</w:t>
-      </w:r>
-      <w:proofErr w:type="spellEnd"/>
-      <w:r>
-        <w:t>++)</w:t>
-      </w:r>
-    </w:p>
-    <w:p>
-      <w:r>
-        <w:t>                {</w:t>
-      </w:r>
-    </w:p>
-    <w:p>
-      <w:r>
-        <w:t>                    </w:t>
-      </w:r>
-      <w:proofErr w:type="spellStart"/>
-      <w:r>
-        <w:t>Console.Write</w:t>
-      </w:r>
-      <w:proofErr w:type="spellEnd"/>
-      <w:r>
-        <w:t>(</w:t>
-      </w:r>
-      <w:proofErr w:type="spellStart"/>
-      <w:r>
-        <w:t>arr</w:t>
-      </w:r>
-      <w:proofErr w:type="spellEnd"/>
-      <w:r>
-        <w:t>[</w:t>
-      </w:r>
-      <w:proofErr w:type="spellStart"/>
-      <w:r>
-        <w:t>i</w:t>
-      </w:r>
-      <w:proofErr w:type="spellEnd"/>
-      <w:r>
-        <w:t>][j] + "");</w:t>
-      </w:r>
-    </w:p>
-    <w:p>
-      <w:r>
-        <w:t>                  /</w:t>
-      </w:r>
-      <w:proofErr w:type="gramStart"/>
-      <w:r>
-        <w:t xml:space="preserve">/  </w:t>
-      </w:r>
-      <w:proofErr w:type="spellStart"/>
-      <w:r>
-        <w:t>Console.Write</w:t>
-      </w:r>
-      <w:proofErr w:type="spellEnd"/>
-      <w:proofErr w:type="gramEnd"/>
-      <w:r>
-        <w:t>();</w:t>
-      </w:r>
-    </w:p>
-    <w:p>
-      <w:r>
-        <w:t>                }</w:t>
-      </w:r>
-    </w:p>
-    <w:p>
-      <w:r>
-        <w:t>                </w:t>
-      </w:r>
-      <w:proofErr w:type="spellStart"/>
-      <w:r>
-        <w:t>Console.WriteLine</w:t>
-      </w:r>
-      <w:proofErr w:type="spellEnd"/>
-      <w:r>
-        <w:t>();</w:t>
-      </w:r>
-    </w:p>
-    <w:p/>
-    <w:p>
-      <w:r>
-        <w:t>            }</w:t>
-      </w:r>
-    </w:p>
-    <w:p/>
-    <w:p>
-      <w:r>
-        <w:t>        }</w:t>
-      </w:r>
-    </w:p>
-    <w:p/>
-    <w:p>
-      <w:r>
-        <w:t>    }</w:t>
-      </w:r>
-    </w:p>
-    <w:p>
-      <w:r>
-        <w:t>}</w:t>
-      </w:r>
-    </w:p>
-    <w:p>
-      <w:r>
         <w:t>               </w:t>
       </w:r>
     </w:p>
@@ -6239,8 +4354,312 @@
       </w:rPr>
     </w:lvl>
   </w:abstractNum>
+  <w:abstractNum w:abstractNumId="1" w15:restartNumberingAfterBreak="0">
+    <w:nsid w:val="51E46772"/>
+    <w:multiLevelType w:val="multilevel"/>
+    <w:tmpl w:val="88FA5596"/>
+    <w:lvl w:ilvl="0">
+      <w:start w:val="1"/>
+      <w:numFmt w:val="bullet"/>
+      <w:lvlText w:val=""/>
+      <w:lvlJc w:val="left"/>
+      <w:pPr>
+        <w:tabs>
+          <w:tab w:val="num" w:pos="720"/>
+        </w:tabs>
+        <w:ind w:left="720" w:hanging="360"/>
+      </w:pPr>
+      <w:rPr>
+        <w:rFonts w:ascii="Symbol" w:hAnsi="Symbol" w:hint="default"/>
+        <w:sz w:val="20"/>
+      </w:rPr>
+    </w:lvl>
+    <w:lvl w:ilvl="1" w:tentative="1">
+      <w:start w:val="1"/>
+      <w:numFmt w:val="bullet"/>
+      <w:lvlText w:val="o"/>
+      <w:lvlJc w:val="left"/>
+      <w:pPr>
+        <w:tabs>
+          <w:tab w:val="num" w:pos="1440"/>
+        </w:tabs>
+        <w:ind w:left="1440" w:hanging="360"/>
+      </w:pPr>
+      <w:rPr>
+        <w:rFonts w:ascii="Courier New" w:hAnsi="Courier New" w:hint="default"/>
+        <w:sz w:val="20"/>
+      </w:rPr>
+    </w:lvl>
+    <w:lvl w:ilvl="2" w:tentative="1">
+      <w:start w:val="1"/>
+      <w:numFmt w:val="bullet"/>
+      <w:lvlText w:val=""/>
+      <w:lvlJc w:val="left"/>
+      <w:pPr>
+        <w:tabs>
+          <w:tab w:val="num" w:pos="2160"/>
+        </w:tabs>
+        <w:ind w:left="2160" w:hanging="360"/>
+      </w:pPr>
+      <w:rPr>
+        <w:rFonts w:ascii="Wingdings" w:hAnsi="Wingdings" w:hint="default"/>
+        <w:sz w:val="20"/>
+      </w:rPr>
+    </w:lvl>
+    <w:lvl w:ilvl="3" w:tentative="1">
+      <w:start w:val="1"/>
+      <w:numFmt w:val="bullet"/>
+      <w:lvlText w:val=""/>
+      <w:lvlJc w:val="left"/>
+      <w:pPr>
+        <w:tabs>
+          <w:tab w:val="num" w:pos="2880"/>
+        </w:tabs>
+        <w:ind w:left="2880" w:hanging="360"/>
+      </w:pPr>
+      <w:rPr>
+        <w:rFonts w:ascii="Wingdings" w:hAnsi="Wingdings" w:hint="default"/>
+        <w:sz w:val="20"/>
+      </w:rPr>
+    </w:lvl>
+    <w:lvl w:ilvl="4" w:tentative="1">
+      <w:start w:val="1"/>
+      <w:numFmt w:val="bullet"/>
+      <w:lvlText w:val=""/>
+      <w:lvlJc w:val="left"/>
+      <w:pPr>
+        <w:tabs>
+          <w:tab w:val="num" w:pos="3600"/>
+        </w:tabs>
+        <w:ind w:left="3600" w:hanging="360"/>
+      </w:pPr>
+      <w:rPr>
+        <w:rFonts w:ascii="Wingdings" w:hAnsi="Wingdings" w:hint="default"/>
+        <w:sz w:val="20"/>
+      </w:rPr>
+    </w:lvl>
+    <w:lvl w:ilvl="5" w:tentative="1">
+      <w:start w:val="1"/>
+      <w:numFmt w:val="bullet"/>
+      <w:lvlText w:val=""/>
+      <w:lvlJc w:val="left"/>
+      <w:pPr>
+        <w:tabs>
+          <w:tab w:val="num" w:pos="4320"/>
+        </w:tabs>
+        <w:ind w:left="4320" w:hanging="360"/>
+      </w:pPr>
+      <w:rPr>
+        <w:rFonts w:ascii="Wingdings" w:hAnsi="Wingdings" w:hint="default"/>
+        <w:sz w:val="20"/>
+      </w:rPr>
+    </w:lvl>
+    <w:lvl w:ilvl="6" w:tentative="1">
+      <w:start w:val="1"/>
+      <w:numFmt w:val="bullet"/>
+      <w:lvlText w:val=""/>
+      <w:lvlJc w:val="left"/>
+      <w:pPr>
+        <w:tabs>
+          <w:tab w:val="num" w:pos="5040"/>
+        </w:tabs>
+        <w:ind w:left="5040" w:hanging="360"/>
+      </w:pPr>
+      <w:rPr>
+        <w:rFonts w:ascii="Wingdings" w:hAnsi="Wingdings" w:hint="default"/>
+        <w:sz w:val="20"/>
+      </w:rPr>
+    </w:lvl>
+    <w:lvl w:ilvl="7" w:tentative="1">
+      <w:start w:val="1"/>
+      <w:numFmt w:val="bullet"/>
+      <w:lvlText w:val=""/>
+      <w:lvlJc w:val="left"/>
+      <w:pPr>
+        <w:tabs>
+          <w:tab w:val="num" w:pos="5760"/>
+        </w:tabs>
+        <w:ind w:left="5760" w:hanging="360"/>
+      </w:pPr>
+      <w:rPr>
+        <w:rFonts w:ascii="Wingdings" w:hAnsi="Wingdings" w:hint="default"/>
+        <w:sz w:val="20"/>
+      </w:rPr>
+    </w:lvl>
+    <w:lvl w:ilvl="8" w:tentative="1">
+      <w:start w:val="1"/>
+      <w:numFmt w:val="bullet"/>
+      <w:lvlText w:val=""/>
+      <w:lvlJc w:val="left"/>
+      <w:pPr>
+        <w:tabs>
+          <w:tab w:val="num" w:pos="6480"/>
+        </w:tabs>
+        <w:ind w:left="6480" w:hanging="360"/>
+      </w:pPr>
+      <w:rPr>
+        <w:rFonts w:ascii="Wingdings" w:hAnsi="Wingdings" w:hint="default"/>
+        <w:sz w:val="20"/>
+      </w:rPr>
+    </w:lvl>
+  </w:abstractNum>
+  <w:abstractNum w:abstractNumId="2" w15:restartNumberingAfterBreak="0">
+    <w:nsid w:val="5D7C17B6"/>
+    <w:multiLevelType w:val="multilevel"/>
+    <w:tmpl w:val="96CC8D58"/>
+    <w:lvl w:ilvl="0">
+      <w:start w:val="1"/>
+      <w:numFmt w:val="bullet"/>
+      <w:lvlText w:val=""/>
+      <w:lvlJc w:val="left"/>
+      <w:pPr>
+        <w:tabs>
+          <w:tab w:val="num" w:pos="720"/>
+        </w:tabs>
+        <w:ind w:left="720" w:hanging="360"/>
+      </w:pPr>
+      <w:rPr>
+        <w:rFonts w:ascii="Symbol" w:hAnsi="Symbol" w:hint="default"/>
+        <w:sz w:val="20"/>
+      </w:rPr>
+    </w:lvl>
+    <w:lvl w:ilvl="1" w:tentative="1">
+      <w:start w:val="1"/>
+      <w:numFmt w:val="bullet"/>
+      <w:lvlText w:val="o"/>
+      <w:lvlJc w:val="left"/>
+      <w:pPr>
+        <w:tabs>
+          <w:tab w:val="num" w:pos="1440"/>
+        </w:tabs>
+        <w:ind w:left="1440" w:hanging="360"/>
+      </w:pPr>
+      <w:rPr>
+        <w:rFonts w:ascii="Courier New" w:hAnsi="Courier New" w:hint="default"/>
+        <w:sz w:val="20"/>
+      </w:rPr>
+    </w:lvl>
+    <w:lvl w:ilvl="2" w:tentative="1">
+      <w:start w:val="1"/>
+      <w:numFmt w:val="bullet"/>
+      <w:lvlText w:val=""/>
+      <w:lvlJc w:val="left"/>
+      <w:pPr>
+        <w:tabs>
+          <w:tab w:val="num" w:pos="2160"/>
+        </w:tabs>
+        <w:ind w:left="2160" w:hanging="360"/>
+      </w:pPr>
+      <w:rPr>
+        <w:rFonts w:ascii="Wingdings" w:hAnsi="Wingdings" w:hint="default"/>
+        <w:sz w:val="20"/>
+      </w:rPr>
+    </w:lvl>
+    <w:lvl w:ilvl="3" w:tentative="1">
+      <w:start w:val="1"/>
+      <w:numFmt w:val="bullet"/>
+      <w:lvlText w:val=""/>
+      <w:lvlJc w:val="left"/>
+      <w:pPr>
+        <w:tabs>
+          <w:tab w:val="num" w:pos="2880"/>
+        </w:tabs>
+        <w:ind w:left="2880" w:hanging="360"/>
+      </w:pPr>
+      <w:rPr>
+        <w:rFonts w:ascii="Wingdings" w:hAnsi="Wingdings" w:hint="default"/>
+        <w:sz w:val="20"/>
+      </w:rPr>
+    </w:lvl>
+    <w:lvl w:ilvl="4" w:tentative="1">
+      <w:start w:val="1"/>
+      <w:numFmt w:val="bullet"/>
+      <w:lvlText w:val=""/>
+      <w:lvlJc w:val="left"/>
+      <w:pPr>
+        <w:tabs>
+          <w:tab w:val="num" w:pos="3600"/>
+        </w:tabs>
+        <w:ind w:left="3600" w:hanging="360"/>
+      </w:pPr>
+      <w:rPr>
+        <w:rFonts w:ascii="Wingdings" w:hAnsi="Wingdings" w:hint="default"/>
+        <w:sz w:val="20"/>
+      </w:rPr>
+    </w:lvl>
+    <w:lvl w:ilvl="5" w:tentative="1">
+      <w:start w:val="1"/>
+      <w:numFmt w:val="bullet"/>
+      <w:lvlText w:val=""/>
+      <w:lvlJc w:val="left"/>
+      <w:pPr>
+        <w:tabs>
+          <w:tab w:val="num" w:pos="4320"/>
+        </w:tabs>
+        <w:ind w:left="4320" w:hanging="360"/>
+      </w:pPr>
+      <w:rPr>
+        <w:rFonts w:ascii="Wingdings" w:hAnsi="Wingdings" w:hint="default"/>
+        <w:sz w:val="20"/>
+      </w:rPr>
+    </w:lvl>
+    <w:lvl w:ilvl="6" w:tentative="1">
+      <w:start w:val="1"/>
+      <w:numFmt w:val="bullet"/>
+      <w:lvlText w:val=""/>
+      <w:lvlJc w:val="left"/>
+      <w:pPr>
+        <w:tabs>
+          <w:tab w:val="num" w:pos="5040"/>
+        </w:tabs>
+        <w:ind w:left="5040" w:hanging="360"/>
+      </w:pPr>
+      <w:rPr>
+        <w:rFonts w:ascii="Wingdings" w:hAnsi="Wingdings" w:hint="default"/>
+        <w:sz w:val="20"/>
+      </w:rPr>
+    </w:lvl>
+    <w:lvl w:ilvl="7" w:tentative="1">
+      <w:start w:val="1"/>
+      <w:numFmt w:val="bullet"/>
+      <w:lvlText w:val=""/>
+      <w:lvlJc w:val="left"/>
+      <w:pPr>
+        <w:tabs>
+          <w:tab w:val="num" w:pos="5760"/>
+        </w:tabs>
+        <w:ind w:left="5760" w:hanging="360"/>
+      </w:pPr>
+      <w:rPr>
+        <w:rFonts w:ascii="Wingdings" w:hAnsi="Wingdings" w:hint="default"/>
+        <w:sz w:val="20"/>
+      </w:rPr>
+    </w:lvl>
+    <w:lvl w:ilvl="8" w:tentative="1">
+      <w:start w:val="1"/>
+      <w:numFmt w:val="bullet"/>
+      <w:lvlText w:val=""/>
+      <w:lvlJc w:val="left"/>
+      <w:pPr>
+        <w:tabs>
+          <w:tab w:val="num" w:pos="6480"/>
+        </w:tabs>
+        <w:ind w:left="6480" w:hanging="360"/>
+      </w:pPr>
+      <w:rPr>
+        <w:rFonts w:ascii="Wingdings" w:hAnsi="Wingdings" w:hint="default"/>
+        <w:sz w:val="20"/>
+      </w:rPr>
+    </w:lvl>
+  </w:abstractNum>
   <w:num w:numId="1" w16cid:durableId="807170456">
     <w:abstractNumId w:val="0"/>
+  </w:num>
+  <w:num w:numId="2" w16cid:durableId="2046640761">
+    <w:abstractNumId w:val="2"/>
+  </w:num>
+  <w:num w:numId="3" w16cid:durableId="1868255724">
+    <w:abstractNumId w:val="1"/>
   </w:num>
 </w:numbering>
 </file>
